--- a/LO1/orientatie document.docx
+++ b/LO1/orientatie document.docx
@@ -3,84 +3,2905 @@
 <w:document xmlns:wpc="http://schemas.microsoft.com/office/word/2010/wordprocessingCanvas" xmlns:cx="http://schemas.microsoft.com/office/drawing/2014/chartex" xmlns:cx1="http://schemas.microsoft.com/office/drawing/2015/9/8/chartex" xmlns:cx2="http://schemas.microsoft.com/office/drawing/2015/10/21/chartex" xmlns:cx3="http://schemas.microsoft.com/office/drawing/2016/5/9/chartex" xmlns:cx4="http://schemas.microsoft.com/office/drawing/2016/5/10/chartex" xmlns:cx5="http://schemas.microsoft.com/office/drawing/2016/5/11/chartex" xmlns:cx6="http://schemas.microsoft.com/office/drawing/2016/5/12/chartex" xmlns:cx7="http://schemas.microsoft.com/office/drawing/2016/5/13/chartex" xmlns:cx8="http://schemas.microsoft.com/office/drawing/2016/5/14/chartex" xmlns:mc="http://schemas.openxmlformats.org/markup-compatibility/2006" xmlns:aink="http://schemas.microsoft.com/office/drawing/2016/ink" xmlns:am3d="http://schemas.microsoft.com/office/drawing/2017/model3d" xmlns:o="urn:schemas-microsoft-com:office:office" xmlns:oel="http://schemas.microsoft.com/office/2019/extlst" xmlns:r="http://schemas.openxmlformats.org/officeDocument/2006/relationships" xmlns:m="http://schemas.openxmlformats.org/officeDocument/2006/math" xmlns:v="urn:schemas-microsoft-com:vml" xmlns:wp14="http://schemas.microsoft.com/office/word/2010/wordprocessingDrawing" xmlns:wp="http://schemas.openxmlformats.org/drawingml/2006/wordprocessingDrawing" xmlns:w10="urn:schemas-microsoft-com:office:word" xmlns:w="http://schemas.openxmlformats.org/wordprocessingml/2006/main" xmlns:w14="http://schemas.microsoft.com/office/word/2010/wordml" xmlns:w15="http://schemas.microsoft.com/office/word/2012/wordml" xmlns:w16cex="http://schemas.microsoft.com/office/word/2018/wordml/cex" xmlns:w16cid="http://schemas.microsoft.com/office/word/2016/wordml/cid" xmlns:w16="http://schemas.microsoft.com/office/word/2018/wordml" xmlns:w16du="http://schemas.microsoft.com/office/word/2023/wordml/word16du" xmlns:w16sdtdh="http://schemas.microsoft.com/office/word/2020/wordml/sdtdatahash" xmlns:w16sdtfl="http://schemas.microsoft.com/office/word/2024/wordml/sdtformatlock" xmlns:w16se="http://schemas.microsoft.com/office/word/2015/wordml/symex" xmlns:wpg="http://schemas.microsoft.com/office/word/2010/wordprocessingGroup" xmlns:wpi="http://schemas.microsoft.com/office/word/2010/wordprocessingInk" xmlns:wne="http://schemas.microsoft.com/office/word/2006/wordml" xmlns:wps="http://schemas.microsoft.com/office/word/2010/wordprocessingShape" mc:Ignorable="w14 w15 w16se w16cid w16 w16cex w16sdtdh w16sdtfl w16du wp14">
   <w:body>
     <w:p>
-      <w:pPr>
-        <w:rPr>
-          <w:lang w:val="en-NL"/>
-        </w:rPr>
-      </w:pPr>
-      <w:r>
-        <w:rPr>
-          <w:lang w:val="en-NL"/>
-        </w:rPr>
-        <w:t>Ik weet al een lange tijd welk topic ik wil kiezen. In eigenlijk elk document dat met het kiezen van topics te maken heeft, geef ik aan dat ik voor Technology wil gaan. Ik probeer dit ook al zo veel mogelijk terug te laten komen in mijn projecten. Ik vind dit al heel lang leuk en ben er thuis vaker mee bezig geweest, bijvoorbeeld door kleine robots of apparaten te laten werken.</w:t>
+      <w:r>
+        <w:t xml:space="preserve">Ik </w:t>
+      </w:r>
+      <w:proofErr w:type="spellStart"/>
+      <w:r>
+        <w:t>weet</w:t>
+      </w:r>
+      <w:proofErr w:type="spellEnd"/>
+      <w:r>
+        <w:t xml:space="preserve"> al </w:t>
+      </w:r>
+      <w:proofErr w:type="spellStart"/>
+      <w:r>
+        <w:t>een</w:t>
+      </w:r>
+      <w:proofErr w:type="spellEnd"/>
+      <w:r>
+        <w:t xml:space="preserve"> </w:t>
+      </w:r>
+      <w:proofErr w:type="spellStart"/>
+      <w:r>
+        <w:t>lange</w:t>
+      </w:r>
+      <w:proofErr w:type="spellEnd"/>
+      <w:r>
+        <w:t xml:space="preserve"> </w:t>
+      </w:r>
+      <w:proofErr w:type="spellStart"/>
+      <w:r>
+        <w:t>tijd</w:t>
+      </w:r>
+      <w:proofErr w:type="spellEnd"/>
+      <w:r>
+        <w:t xml:space="preserve"> welk topic </w:t>
+      </w:r>
+      <w:proofErr w:type="spellStart"/>
+      <w:r>
+        <w:t>ik</w:t>
+      </w:r>
+      <w:proofErr w:type="spellEnd"/>
+      <w:r>
+        <w:t xml:space="preserve"> </w:t>
+      </w:r>
+      <w:proofErr w:type="spellStart"/>
+      <w:r>
+        <w:t>wil</w:t>
+      </w:r>
+      <w:proofErr w:type="spellEnd"/>
+      <w:r>
+        <w:t xml:space="preserve"> </w:t>
+      </w:r>
+      <w:proofErr w:type="spellStart"/>
+      <w:r>
+        <w:t>kiezen</w:t>
+      </w:r>
+      <w:proofErr w:type="spellEnd"/>
+      <w:r>
+        <w:t xml:space="preserve">. In </w:t>
+      </w:r>
+      <w:proofErr w:type="spellStart"/>
+      <w:r>
+        <w:t>eigenlijk</w:t>
+      </w:r>
+      <w:proofErr w:type="spellEnd"/>
+      <w:r>
+        <w:t xml:space="preserve"> elk document </w:t>
+      </w:r>
+      <w:proofErr w:type="spellStart"/>
+      <w:r>
+        <w:t>dat</w:t>
+      </w:r>
+      <w:proofErr w:type="spellEnd"/>
+      <w:r>
+        <w:t xml:space="preserve"> met het </w:t>
+      </w:r>
+      <w:proofErr w:type="spellStart"/>
+      <w:r>
+        <w:t>kiezen</w:t>
+      </w:r>
+      <w:proofErr w:type="spellEnd"/>
+      <w:r>
+        <w:t xml:space="preserve"> van topics </w:t>
+      </w:r>
+      <w:proofErr w:type="spellStart"/>
+      <w:r>
+        <w:t>te</w:t>
+      </w:r>
+      <w:proofErr w:type="spellEnd"/>
+      <w:r>
+        <w:t xml:space="preserve"> </w:t>
+      </w:r>
+      <w:proofErr w:type="spellStart"/>
+      <w:r>
+        <w:t>maken</w:t>
+      </w:r>
+      <w:proofErr w:type="spellEnd"/>
+      <w:r>
+        <w:t xml:space="preserve"> </w:t>
+      </w:r>
+      <w:proofErr w:type="spellStart"/>
+      <w:r>
+        <w:t>heeft</w:t>
+      </w:r>
+      <w:proofErr w:type="spellEnd"/>
+      <w:r>
+        <w:t xml:space="preserve">, </w:t>
+      </w:r>
+      <w:proofErr w:type="spellStart"/>
+      <w:r>
+        <w:t>geef</w:t>
+      </w:r>
+      <w:proofErr w:type="spellEnd"/>
+      <w:r>
+        <w:t xml:space="preserve"> </w:t>
+      </w:r>
+      <w:proofErr w:type="spellStart"/>
+      <w:r>
+        <w:t>ik</w:t>
+      </w:r>
+      <w:proofErr w:type="spellEnd"/>
+      <w:r>
+        <w:t xml:space="preserve"> </w:t>
+      </w:r>
+      <w:proofErr w:type="spellStart"/>
+      <w:r>
+        <w:t>aan</w:t>
+      </w:r>
+      <w:proofErr w:type="spellEnd"/>
+      <w:r>
+        <w:t xml:space="preserve"> </w:t>
+      </w:r>
+      <w:proofErr w:type="spellStart"/>
+      <w:r>
+        <w:t>dat</w:t>
+      </w:r>
+      <w:proofErr w:type="spellEnd"/>
+      <w:r>
+        <w:t xml:space="preserve"> </w:t>
+      </w:r>
+      <w:proofErr w:type="spellStart"/>
+      <w:r>
+        <w:t>ik</w:t>
+      </w:r>
+      <w:proofErr w:type="spellEnd"/>
+      <w:r>
+        <w:t xml:space="preserve"> </w:t>
+      </w:r>
+      <w:proofErr w:type="spellStart"/>
+      <w:r>
+        <w:t>voor</w:t>
+      </w:r>
+      <w:proofErr w:type="spellEnd"/>
+      <w:r>
+        <w:t xml:space="preserve"> Technology </w:t>
+      </w:r>
+      <w:proofErr w:type="spellStart"/>
+      <w:r>
+        <w:t>wil</w:t>
+      </w:r>
+      <w:proofErr w:type="spellEnd"/>
+      <w:r>
+        <w:t xml:space="preserve"> </w:t>
+      </w:r>
+      <w:proofErr w:type="spellStart"/>
+      <w:r>
+        <w:t>gaan</w:t>
+      </w:r>
+      <w:proofErr w:type="spellEnd"/>
+      <w:r>
+        <w:t xml:space="preserve">. Ik </w:t>
+      </w:r>
+      <w:proofErr w:type="spellStart"/>
+      <w:r>
+        <w:t>probeer</w:t>
+      </w:r>
+      <w:proofErr w:type="spellEnd"/>
+      <w:r>
+        <w:t xml:space="preserve"> </w:t>
+      </w:r>
+      <w:proofErr w:type="spellStart"/>
+      <w:r>
+        <w:t>dit</w:t>
+      </w:r>
+      <w:proofErr w:type="spellEnd"/>
+      <w:r>
+        <w:t xml:space="preserve"> </w:t>
+      </w:r>
+      <w:proofErr w:type="spellStart"/>
+      <w:r>
+        <w:t>ook</w:t>
+      </w:r>
+      <w:proofErr w:type="spellEnd"/>
+      <w:r>
+        <w:t xml:space="preserve"> al zo </w:t>
+      </w:r>
+      <w:proofErr w:type="spellStart"/>
+      <w:r>
+        <w:t>veel</w:t>
+      </w:r>
+      <w:proofErr w:type="spellEnd"/>
+      <w:r>
+        <w:t xml:space="preserve"> </w:t>
+      </w:r>
+      <w:proofErr w:type="spellStart"/>
+      <w:r>
+        <w:t>mogelijk</w:t>
+      </w:r>
+      <w:proofErr w:type="spellEnd"/>
+      <w:r>
+        <w:t xml:space="preserve"> </w:t>
+      </w:r>
+      <w:proofErr w:type="spellStart"/>
+      <w:r>
+        <w:t>terug</w:t>
+      </w:r>
+      <w:proofErr w:type="spellEnd"/>
+      <w:r>
+        <w:t xml:space="preserve"> </w:t>
+      </w:r>
+      <w:proofErr w:type="spellStart"/>
+      <w:r>
+        <w:t>te</w:t>
+      </w:r>
+      <w:proofErr w:type="spellEnd"/>
+      <w:r>
+        <w:t xml:space="preserve"> laten </w:t>
+      </w:r>
+      <w:proofErr w:type="spellStart"/>
+      <w:r>
+        <w:t>komen</w:t>
+      </w:r>
+      <w:proofErr w:type="spellEnd"/>
+      <w:r>
+        <w:t xml:space="preserve"> in </w:t>
+      </w:r>
+      <w:proofErr w:type="spellStart"/>
+      <w:r>
+        <w:t>mijn</w:t>
+      </w:r>
+      <w:proofErr w:type="spellEnd"/>
+      <w:r>
+        <w:t xml:space="preserve"> </w:t>
+      </w:r>
+      <w:proofErr w:type="spellStart"/>
+      <w:r>
+        <w:t>projecten</w:t>
+      </w:r>
+      <w:proofErr w:type="spellEnd"/>
+      <w:r>
+        <w:t xml:space="preserve">. Ik </w:t>
+      </w:r>
+      <w:proofErr w:type="spellStart"/>
+      <w:r>
+        <w:t>vind</w:t>
+      </w:r>
+      <w:proofErr w:type="spellEnd"/>
+      <w:r>
+        <w:t xml:space="preserve"> </w:t>
+      </w:r>
+      <w:proofErr w:type="spellStart"/>
+      <w:r>
+        <w:t>dit</w:t>
+      </w:r>
+      <w:proofErr w:type="spellEnd"/>
+      <w:r>
+        <w:t xml:space="preserve"> al heel lang </w:t>
+      </w:r>
+      <w:proofErr w:type="spellStart"/>
+      <w:r>
+        <w:t>leuk</w:t>
+      </w:r>
+      <w:proofErr w:type="spellEnd"/>
+      <w:r>
+        <w:t xml:space="preserve"> </w:t>
+      </w:r>
+      <w:proofErr w:type="spellStart"/>
+      <w:r>
+        <w:t>en</w:t>
+      </w:r>
+      <w:proofErr w:type="spellEnd"/>
+      <w:r>
+        <w:t xml:space="preserve"> ben er </w:t>
+      </w:r>
+      <w:proofErr w:type="spellStart"/>
+      <w:r>
+        <w:t>thuis</w:t>
+      </w:r>
+      <w:proofErr w:type="spellEnd"/>
+      <w:r>
+        <w:t xml:space="preserve"> </w:t>
+      </w:r>
+      <w:proofErr w:type="spellStart"/>
+      <w:r>
+        <w:t>vaker</w:t>
+      </w:r>
+      <w:proofErr w:type="spellEnd"/>
+      <w:r>
+        <w:t xml:space="preserve"> mee </w:t>
+      </w:r>
+      <w:proofErr w:type="spellStart"/>
+      <w:r>
+        <w:t>bezig</w:t>
+      </w:r>
+      <w:proofErr w:type="spellEnd"/>
+      <w:r>
+        <w:t xml:space="preserve"> </w:t>
+      </w:r>
+      <w:proofErr w:type="spellStart"/>
+      <w:r>
+        <w:t>geweest</w:t>
+      </w:r>
+      <w:proofErr w:type="spellEnd"/>
+      <w:r>
+        <w:t xml:space="preserve">, </w:t>
+      </w:r>
+      <w:proofErr w:type="spellStart"/>
+      <w:r>
+        <w:t>bijvoorbeeld</w:t>
+      </w:r>
+      <w:proofErr w:type="spellEnd"/>
+      <w:r>
+        <w:t xml:space="preserve"> door </w:t>
+      </w:r>
+      <w:proofErr w:type="spellStart"/>
+      <w:r>
+        <w:t>kleine</w:t>
+      </w:r>
+      <w:proofErr w:type="spellEnd"/>
+      <w:r>
+        <w:t xml:space="preserve"> robots of </w:t>
+      </w:r>
+      <w:proofErr w:type="spellStart"/>
+      <w:r>
+        <w:t>apparaten</w:t>
+      </w:r>
+      <w:proofErr w:type="spellEnd"/>
+      <w:r>
+        <w:t xml:space="preserve"> </w:t>
+      </w:r>
+      <w:proofErr w:type="spellStart"/>
+      <w:r>
+        <w:t>te</w:t>
+      </w:r>
+      <w:proofErr w:type="spellEnd"/>
+      <w:r>
+        <w:t xml:space="preserve"> laten </w:t>
+      </w:r>
+      <w:proofErr w:type="spellStart"/>
+      <w:r>
+        <w:t>werken</w:t>
+      </w:r>
+      <w:proofErr w:type="spellEnd"/>
+      <w:r>
+        <w:t>.</w:t>
       </w:r>
     </w:p>
     <w:p>
-      <w:pPr>
-        <w:rPr>
-          <w:lang w:val="en-NL"/>
-        </w:rPr>
-      </w:pPr>
-      <w:r>
-        <w:rPr>
-          <w:lang w:val="en-NL"/>
-        </w:rPr>
-        <w:t>Tijdens de workshop over Tech hoorde ik iets over Smart Industry. Dat lijkt me erg interessant om volgend semester te volgen, maar ik denk niet dat dat is waar ik uiteindelijk wil eindigen. Ik heb altijd al een passie gehad voor mensen helpen in het algemeen en voor computers. Ik zou dit graag willen combineren door mijn programmeerskills te gebruiken om mensen te helpen door machines te maken en te verbeteren.</w:t>
+      <w:proofErr w:type="spellStart"/>
+      <w:r>
+        <w:t>Tijdens</w:t>
+      </w:r>
+      <w:proofErr w:type="spellEnd"/>
+      <w:r>
+        <w:t xml:space="preserve"> de workshop over Tech </w:t>
+      </w:r>
+      <w:proofErr w:type="spellStart"/>
+      <w:r>
+        <w:t>hoorde</w:t>
+      </w:r>
+      <w:proofErr w:type="spellEnd"/>
+      <w:r>
+        <w:t xml:space="preserve"> </w:t>
+      </w:r>
+      <w:proofErr w:type="spellStart"/>
+      <w:r>
+        <w:t>ik</w:t>
+      </w:r>
+      <w:proofErr w:type="spellEnd"/>
+      <w:r>
+        <w:t xml:space="preserve"> </w:t>
+      </w:r>
+      <w:proofErr w:type="spellStart"/>
+      <w:r>
+        <w:t>iets</w:t>
+      </w:r>
+      <w:proofErr w:type="spellEnd"/>
+      <w:r>
+        <w:t xml:space="preserve"> over Smart Industry. Dat </w:t>
+      </w:r>
+      <w:proofErr w:type="spellStart"/>
+      <w:r>
+        <w:t>lijkt</w:t>
+      </w:r>
+      <w:proofErr w:type="spellEnd"/>
+      <w:r>
+        <w:t xml:space="preserve"> me erg </w:t>
+      </w:r>
+      <w:proofErr w:type="spellStart"/>
+      <w:r>
+        <w:t>interessant</w:t>
+      </w:r>
+      <w:proofErr w:type="spellEnd"/>
+      <w:r>
+        <w:t xml:space="preserve"> om </w:t>
+      </w:r>
+      <w:proofErr w:type="spellStart"/>
+      <w:r>
+        <w:t>volgend</w:t>
+      </w:r>
+      <w:proofErr w:type="spellEnd"/>
+      <w:r>
+        <w:t xml:space="preserve"> semester </w:t>
+      </w:r>
+      <w:proofErr w:type="spellStart"/>
+      <w:r>
+        <w:t>te</w:t>
+      </w:r>
+      <w:proofErr w:type="spellEnd"/>
+      <w:r>
+        <w:t xml:space="preserve"> </w:t>
+      </w:r>
+      <w:proofErr w:type="spellStart"/>
+      <w:r>
+        <w:t>volgen</w:t>
+      </w:r>
+      <w:proofErr w:type="spellEnd"/>
+      <w:r>
+        <w:t xml:space="preserve">, maar </w:t>
+      </w:r>
+      <w:proofErr w:type="spellStart"/>
+      <w:r>
+        <w:t>ik</w:t>
+      </w:r>
+      <w:proofErr w:type="spellEnd"/>
+      <w:r>
+        <w:t xml:space="preserve"> </w:t>
+      </w:r>
+      <w:proofErr w:type="spellStart"/>
+      <w:r>
+        <w:t>denk</w:t>
+      </w:r>
+      <w:proofErr w:type="spellEnd"/>
+      <w:r>
+        <w:t xml:space="preserve"> </w:t>
+      </w:r>
+      <w:proofErr w:type="spellStart"/>
+      <w:r>
+        <w:t>niet</w:t>
+      </w:r>
+      <w:proofErr w:type="spellEnd"/>
+      <w:r>
+        <w:t xml:space="preserve"> </w:t>
+      </w:r>
+      <w:proofErr w:type="spellStart"/>
+      <w:r>
+        <w:t>dat</w:t>
+      </w:r>
+      <w:proofErr w:type="spellEnd"/>
+      <w:r>
+        <w:t xml:space="preserve"> </w:t>
+      </w:r>
+      <w:proofErr w:type="spellStart"/>
+      <w:r>
+        <w:t>dat</w:t>
+      </w:r>
+      <w:proofErr w:type="spellEnd"/>
+      <w:r>
+        <w:t xml:space="preserve"> is </w:t>
+      </w:r>
+      <w:proofErr w:type="spellStart"/>
+      <w:r>
+        <w:t>waar</w:t>
+      </w:r>
+      <w:proofErr w:type="spellEnd"/>
+      <w:r>
+        <w:t xml:space="preserve"> </w:t>
+      </w:r>
+      <w:proofErr w:type="spellStart"/>
+      <w:r>
+        <w:t>ik</w:t>
+      </w:r>
+      <w:proofErr w:type="spellEnd"/>
+      <w:r>
+        <w:t xml:space="preserve"> </w:t>
+      </w:r>
+      <w:proofErr w:type="spellStart"/>
+      <w:r>
+        <w:t>uiteindelijk</w:t>
+      </w:r>
+      <w:proofErr w:type="spellEnd"/>
+      <w:r>
+        <w:t xml:space="preserve"> </w:t>
+      </w:r>
+      <w:proofErr w:type="spellStart"/>
+      <w:r>
+        <w:t>wil</w:t>
+      </w:r>
+      <w:proofErr w:type="spellEnd"/>
+      <w:r>
+        <w:t xml:space="preserve"> </w:t>
+      </w:r>
+      <w:proofErr w:type="spellStart"/>
+      <w:r>
+        <w:t>eindigen</w:t>
+      </w:r>
+      <w:proofErr w:type="spellEnd"/>
+      <w:r>
+        <w:t xml:space="preserve">. Ik </w:t>
+      </w:r>
+      <w:proofErr w:type="spellStart"/>
+      <w:r>
+        <w:t>heb</w:t>
+      </w:r>
+      <w:proofErr w:type="spellEnd"/>
+      <w:r>
+        <w:t xml:space="preserve"> </w:t>
+      </w:r>
+      <w:proofErr w:type="spellStart"/>
+      <w:r>
+        <w:t>altijd</w:t>
+      </w:r>
+      <w:proofErr w:type="spellEnd"/>
+      <w:r>
+        <w:t xml:space="preserve"> al </w:t>
+      </w:r>
+      <w:proofErr w:type="spellStart"/>
+      <w:r>
+        <w:t>een</w:t>
+      </w:r>
+      <w:proofErr w:type="spellEnd"/>
+      <w:r>
+        <w:t xml:space="preserve"> </w:t>
+      </w:r>
+      <w:proofErr w:type="spellStart"/>
+      <w:r>
+        <w:t>passie</w:t>
+      </w:r>
+      <w:proofErr w:type="spellEnd"/>
+      <w:r>
+        <w:t xml:space="preserve"> </w:t>
+      </w:r>
+      <w:proofErr w:type="spellStart"/>
+      <w:r>
+        <w:t>gehad</w:t>
+      </w:r>
+      <w:proofErr w:type="spellEnd"/>
+      <w:r>
+        <w:t xml:space="preserve"> </w:t>
+      </w:r>
+      <w:proofErr w:type="spellStart"/>
+      <w:r>
+        <w:t>voor</w:t>
+      </w:r>
+      <w:proofErr w:type="spellEnd"/>
+      <w:r>
+        <w:t xml:space="preserve"> </w:t>
+      </w:r>
+      <w:proofErr w:type="spellStart"/>
+      <w:r>
+        <w:t>mensen</w:t>
+      </w:r>
+      <w:proofErr w:type="spellEnd"/>
+      <w:r>
+        <w:t xml:space="preserve"> </w:t>
+      </w:r>
+      <w:proofErr w:type="spellStart"/>
+      <w:r>
+        <w:t>helpen</w:t>
+      </w:r>
+      <w:proofErr w:type="spellEnd"/>
+      <w:r>
+        <w:t xml:space="preserve"> in het </w:t>
+      </w:r>
+      <w:proofErr w:type="spellStart"/>
+      <w:r>
+        <w:t>algemeen</w:t>
+      </w:r>
+      <w:proofErr w:type="spellEnd"/>
+      <w:r>
+        <w:t xml:space="preserve"> </w:t>
+      </w:r>
+      <w:proofErr w:type="spellStart"/>
+      <w:r>
+        <w:t>en</w:t>
+      </w:r>
+      <w:proofErr w:type="spellEnd"/>
+      <w:r>
+        <w:t xml:space="preserve"> </w:t>
+      </w:r>
+      <w:proofErr w:type="spellStart"/>
+      <w:r>
+        <w:t>voor</w:t>
+      </w:r>
+      <w:proofErr w:type="spellEnd"/>
+      <w:r>
+        <w:t xml:space="preserve"> computers. Ik </w:t>
+      </w:r>
+      <w:proofErr w:type="spellStart"/>
+      <w:r>
+        <w:t>zou</w:t>
+      </w:r>
+      <w:proofErr w:type="spellEnd"/>
+      <w:r>
+        <w:t xml:space="preserve"> </w:t>
+      </w:r>
+      <w:proofErr w:type="spellStart"/>
+      <w:r>
+        <w:t>dit</w:t>
+      </w:r>
+      <w:proofErr w:type="spellEnd"/>
+      <w:r>
+        <w:t xml:space="preserve"> </w:t>
+      </w:r>
+      <w:proofErr w:type="spellStart"/>
+      <w:r>
+        <w:t>graag</w:t>
+      </w:r>
+      <w:proofErr w:type="spellEnd"/>
+      <w:r>
+        <w:t xml:space="preserve"> </w:t>
+      </w:r>
+      <w:proofErr w:type="spellStart"/>
+      <w:r>
+        <w:t>willen</w:t>
+      </w:r>
+      <w:proofErr w:type="spellEnd"/>
+      <w:r>
+        <w:t xml:space="preserve"> </w:t>
+      </w:r>
+      <w:proofErr w:type="spellStart"/>
+      <w:r>
+        <w:t>combineren</w:t>
+      </w:r>
+      <w:proofErr w:type="spellEnd"/>
+      <w:r>
+        <w:t xml:space="preserve"> door </w:t>
+      </w:r>
+      <w:proofErr w:type="spellStart"/>
+      <w:r>
+        <w:t>mijn</w:t>
+      </w:r>
+      <w:proofErr w:type="spellEnd"/>
+      <w:r>
+        <w:t xml:space="preserve"> </w:t>
+      </w:r>
+      <w:proofErr w:type="spellStart"/>
+      <w:r>
+        <w:t>programmeerskills</w:t>
+      </w:r>
+      <w:proofErr w:type="spellEnd"/>
+      <w:r>
+        <w:t xml:space="preserve"> </w:t>
+      </w:r>
+      <w:proofErr w:type="spellStart"/>
+      <w:r>
+        <w:t>te</w:t>
+      </w:r>
+      <w:proofErr w:type="spellEnd"/>
+      <w:r>
+        <w:t xml:space="preserve"> </w:t>
+      </w:r>
+      <w:proofErr w:type="spellStart"/>
+      <w:r>
+        <w:t>gebruiken</w:t>
+      </w:r>
+      <w:proofErr w:type="spellEnd"/>
+      <w:r>
+        <w:t xml:space="preserve"> om </w:t>
+      </w:r>
+      <w:proofErr w:type="spellStart"/>
+      <w:r>
+        <w:t>mensen</w:t>
+      </w:r>
+      <w:proofErr w:type="spellEnd"/>
+      <w:r>
+        <w:t xml:space="preserve"> </w:t>
+      </w:r>
+      <w:proofErr w:type="spellStart"/>
+      <w:r>
+        <w:t>te</w:t>
+      </w:r>
+      <w:proofErr w:type="spellEnd"/>
+      <w:r>
+        <w:t xml:space="preserve"> </w:t>
+      </w:r>
+      <w:proofErr w:type="spellStart"/>
+      <w:r>
+        <w:t>helpen</w:t>
+      </w:r>
+      <w:proofErr w:type="spellEnd"/>
+      <w:r>
+        <w:t xml:space="preserve"> door machines </w:t>
+      </w:r>
+      <w:proofErr w:type="spellStart"/>
+      <w:r>
+        <w:t>te</w:t>
+      </w:r>
+      <w:proofErr w:type="spellEnd"/>
+      <w:r>
+        <w:t xml:space="preserve"> </w:t>
+      </w:r>
+      <w:proofErr w:type="spellStart"/>
+      <w:r>
+        <w:t>maken</w:t>
+      </w:r>
+      <w:proofErr w:type="spellEnd"/>
+      <w:r>
+        <w:t xml:space="preserve"> </w:t>
+      </w:r>
+      <w:proofErr w:type="spellStart"/>
+      <w:r>
+        <w:t>en</w:t>
+      </w:r>
+      <w:proofErr w:type="spellEnd"/>
+      <w:r>
+        <w:t xml:space="preserve"> </w:t>
+      </w:r>
+      <w:proofErr w:type="spellStart"/>
+      <w:r>
+        <w:t>te</w:t>
+      </w:r>
+      <w:proofErr w:type="spellEnd"/>
+      <w:r>
+        <w:t xml:space="preserve"> </w:t>
+      </w:r>
+      <w:proofErr w:type="spellStart"/>
+      <w:r>
+        <w:t>verbeteren</w:t>
+      </w:r>
+      <w:proofErr w:type="spellEnd"/>
+      <w:r>
+        <w:t>.</w:t>
       </w:r>
     </w:p>
     <w:p>
-      <w:pPr>
-        <w:rPr>
-          <w:lang w:val="en-NL"/>
-        </w:rPr>
-      </w:pPr>
-      <w:r>
-        <w:rPr>
-          <w:lang w:val="en-NL"/>
-        </w:rPr>
-        <w:t>Ik weet dus ook al heel goed dat ik in de medische sector wil eindigen, het liefst bij Philips. Ik ben daar al vaker binnen geweest, heb er veel gezien en weet redelijk hoe het daar werkt. Ik heb ook al een paar keer met kleine dingen mogen helpen bij Pathologie.</w:t>
+      <w:r>
+        <w:t xml:space="preserve">Ik </w:t>
+      </w:r>
+      <w:proofErr w:type="spellStart"/>
+      <w:r>
+        <w:t>weet</w:t>
+      </w:r>
+      <w:proofErr w:type="spellEnd"/>
+      <w:r>
+        <w:t xml:space="preserve"> </w:t>
+      </w:r>
+      <w:proofErr w:type="spellStart"/>
+      <w:r>
+        <w:t>dus</w:t>
+      </w:r>
+      <w:proofErr w:type="spellEnd"/>
+      <w:r>
+        <w:t xml:space="preserve"> </w:t>
+      </w:r>
+      <w:proofErr w:type="spellStart"/>
+      <w:r>
+        <w:t>ook</w:t>
+      </w:r>
+      <w:proofErr w:type="spellEnd"/>
+      <w:r>
+        <w:t xml:space="preserve"> al heel </w:t>
+      </w:r>
+      <w:proofErr w:type="spellStart"/>
+      <w:r>
+        <w:t>goed</w:t>
+      </w:r>
+      <w:proofErr w:type="spellEnd"/>
+      <w:r>
+        <w:t xml:space="preserve"> </w:t>
+      </w:r>
+      <w:proofErr w:type="spellStart"/>
+      <w:r>
+        <w:t>dat</w:t>
+      </w:r>
+      <w:proofErr w:type="spellEnd"/>
+      <w:r>
+        <w:t xml:space="preserve"> </w:t>
+      </w:r>
+      <w:proofErr w:type="spellStart"/>
+      <w:r>
+        <w:t>ik</w:t>
+      </w:r>
+      <w:proofErr w:type="spellEnd"/>
+      <w:r>
+        <w:t xml:space="preserve"> in de </w:t>
+      </w:r>
+      <w:proofErr w:type="spellStart"/>
+      <w:r>
+        <w:t>medische</w:t>
+      </w:r>
+      <w:proofErr w:type="spellEnd"/>
+      <w:r>
+        <w:t xml:space="preserve"> sector </w:t>
+      </w:r>
+      <w:proofErr w:type="spellStart"/>
+      <w:r>
+        <w:t>wil</w:t>
+      </w:r>
+      <w:proofErr w:type="spellEnd"/>
+      <w:r>
+        <w:t xml:space="preserve"> </w:t>
+      </w:r>
+      <w:proofErr w:type="spellStart"/>
+      <w:r>
+        <w:t>eindigen</w:t>
+      </w:r>
+      <w:proofErr w:type="spellEnd"/>
+      <w:r>
+        <w:t xml:space="preserve">, het </w:t>
+      </w:r>
+      <w:proofErr w:type="spellStart"/>
+      <w:r>
+        <w:t>liefst</w:t>
+      </w:r>
+      <w:proofErr w:type="spellEnd"/>
+      <w:r>
+        <w:t xml:space="preserve"> </w:t>
+      </w:r>
+      <w:proofErr w:type="spellStart"/>
+      <w:r>
+        <w:t>bij</w:t>
+      </w:r>
+      <w:proofErr w:type="spellEnd"/>
+      <w:r>
+        <w:t xml:space="preserve"> Philips. Ik ben </w:t>
+      </w:r>
+      <w:proofErr w:type="spellStart"/>
+      <w:r>
+        <w:t>daar</w:t>
+      </w:r>
+      <w:proofErr w:type="spellEnd"/>
+      <w:r>
+        <w:t xml:space="preserve"> al </w:t>
+      </w:r>
+      <w:proofErr w:type="spellStart"/>
+      <w:r>
+        <w:t>vaker</w:t>
+      </w:r>
+      <w:proofErr w:type="spellEnd"/>
+      <w:r>
+        <w:t xml:space="preserve"> </w:t>
+      </w:r>
+      <w:proofErr w:type="spellStart"/>
+      <w:r>
+        <w:t>binnen</w:t>
+      </w:r>
+      <w:proofErr w:type="spellEnd"/>
+      <w:r>
+        <w:t xml:space="preserve"> </w:t>
+      </w:r>
+      <w:proofErr w:type="spellStart"/>
+      <w:r>
+        <w:t>geweest</w:t>
+      </w:r>
+      <w:proofErr w:type="spellEnd"/>
+      <w:r>
+        <w:t xml:space="preserve">, </w:t>
+      </w:r>
+      <w:proofErr w:type="spellStart"/>
+      <w:r>
+        <w:t>heb</w:t>
+      </w:r>
+      <w:proofErr w:type="spellEnd"/>
+      <w:r>
+        <w:t xml:space="preserve"> er </w:t>
+      </w:r>
+      <w:proofErr w:type="spellStart"/>
+      <w:r>
+        <w:t>veel</w:t>
+      </w:r>
+      <w:proofErr w:type="spellEnd"/>
+      <w:r>
+        <w:t xml:space="preserve"> </w:t>
+      </w:r>
+      <w:proofErr w:type="spellStart"/>
+      <w:r>
+        <w:t>gezien</w:t>
+      </w:r>
+      <w:proofErr w:type="spellEnd"/>
+      <w:r>
+        <w:t xml:space="preserve"> </w:t>
+      </w:r>
+      <w:proofErr w:type="spellStart"/>
+      <w:r>
+        <w:t>en</w:t>
+      </w:r>
+      <w:proofErr w:type="spellEnd"/>
+      <w:r>
+        <w:t xml:space="preserve"> </w:t>
+      </w:r>
+      <w:proofErr w:type="spellStart"/>
+      <w:r>
+        <w:t>weet</w:t>
+      </w:r>
+      <w:proofErr w:type="spellEnd"/>
+      <w:r>
+        <w:t xml:space="preserve"> </w:t>
+      </w:r>
+      <w:proofErr w:type="spellStart"/>
+      <w:r>
+        <w:t>redelijk</w:t>
+      </w:r>
+      <w:proofErr w:type="spellEnd"/>
+      <w:r>
+        <w:t xml:space="preserve"> hoe het </w:t>
+      </w:r>
+      <w:proofErr w:type="spellStart"/>
+      <w:r>
+        <w:t>daar</w:t>
+      </w:r>
+      <w:proofErr w:type="spellEnd"/>
+      <w:r>
+        <w:t xml:space="preserve"> </w:t>
+      </w:r>
+      <w:proofErr w:type="spellStart"/>
+      <w:r>
+        <w:t>werkt</w:t>
+      </w:r>
+      <w:proofErr w:type="spellEnd"/>
+      <w:r>
+        <w:t xml:space="preserve">. Ik </w:t>
+      </w:r>
+      <w:proofErr w:type="spellStart"/>
+      <w:r>
+        <w:t>heb</w:t>
+      </w:r>
+      <w:proofErr w:type="spellEnd"/>
+      <w:r>
+        <w:t xml:space="preserve"> </w:t>
+      </w:r>
+      <w:proofErr w:type="spellStart"/>
+      <w:r>
+        <w:t>ook</w:t>
+      </w:r>
+      <w:proofErr w:type="spellEnd"/>
+      <w:r>
+        <w:t xml:space="preserve"> al </w:t>
+      </w:r>
+      <w:proofErr w:type="spellStart"/>
+      <w:r>
+        <w:t>een</w:t>
+      </w:r>
+      <w:proofErr w:type="spellEnd"/>
+      <w:r>
+        <w:t xml:space="preserve"> </w:t>
+      </w:r>
+      <w:proofErr w:type="spellStart"/>
+      <w:r>
+        <w:t>paar</w:t>
+      </w:r>
+      <w:proofErr w:type="spellEnd"/>
+      <w:r>
+        <w:t xml:space="preserve"> </w:t>
+      </w:r>
+      <w:proofErr w:type="spellStart"/>
+      <w:r>
+        <w:t>keer</w:t>
+      </w:r>
+      <w:proofErr w:type="spellEnd"/>
+      <w:r>
+        <w:t xml:space="preserve"> met </w:t>
+      </w:r>
+      <w:proofErr w:type="spellStart"/>
+      <w:r>
+        <w:t>kleine</w:t>
+      </w:r>
+      <w:proofErr w:type="spellEnd"/>
+      <w:r>
+        <w:t xml:space="preserve"> </w:t>
+      </w:r>
+      <w:proofErr w:type="spellStart"/>
+      <w:r>
+        <w:t>dingen</w:t>
+      </w:r>
+      <w:proofErr w:type="spellEnd"/>
+      <w:r>
+        <w:t xml:space="preserve"> </w:t>
+      </w:r>
+      <w:proofErr w:type="spellStart"/>
+      <w:r>
+        <w:t>mogen</w:t>
+      </w:r>
+      <w:proofErr w:type="spellEnd"/>
+      <w:r>
+        <w:t xml:space="preserve"> </w:t>
+      </w:r>
+      <w:proofErr w:type="spellStart"/>
+      <w:r>
+        <w:t>helpen</w:t>
+      </w:r>
+      <w:proofErr w:type="spellEnd"/>
+      <w:r>
+        <w:t xml:space="preserve"> </w:t>
+      </w:r>
+      <w:proofErr w:type="spellStart"/>
+      <w:r>
+        <w:t>bij</w:t>
+      </w:r>
+      <w:proofErr w:type="spellEnd"/>
+      <w:r>
+        <w:t xml:space="preserve"> </w:t>
+      </w:r>
+      <w:proofErr w:type="spellStart"/>
+      <w:r>
+        <w:t>Pathologie</w:t>
+      </w:r>
+      <w:proofErr w:type="spellEnd"/>
+      <w:r>
+        <w:t>.</w:t>
       </w:r>
     </w:p>
     <w:p>
-      <w:pPr>
-        <w:rPr>
-          <w:lang w:val="en-NL"/>
-        </w:rPr>
-      </w:pPr>
-      <w:r>
-        <w:rPr>
-          <w:lang w:val="en-NL"/>
-        </w:rPr>
-        <w:t>Ik heb stages gelopen waarvan de eerste veel te maken had met business. Dat vond ik ook interessant, maar ik denk niet dat ik daar in mijn werk naartoe wil. Gelukkig heb ik er wel skills ontwikkeld die me nu helpen tijdens het programmeren, maar verder hoef ik er niet veel meer over te weten. Software development vind ik ook erg leuk. Op mijn vorige studie heb ik daar veel mee gedaan, dus ik weet goed wat het inhoudt. Deze topic was voor mij ook een goede keuze geweest, maar ik heb het idee dat veel van wat je daar leert ook bij Technology voorbij komt. Daarnaast mag je bij Technology ook dingen met je handen in elkaar zetten, wat ik juist erg leuk vind om te doen.</w:t>
+      <w:r>
+        <w:t xml:space="preserve">Ik </w:t>
+      </w:r>
+      <w:proofErr w:type="spellStart"/>
+      <w:r>
+        <w:t>heb</w:t>
+      </w:r>
+      <w:proofErr w:type="spellEnd"/>
+      <w:r>
+        <w:t xml:space="preserve"> stages </w:t>
+      </w:r>
+      <w:proofErr w:type="spellStart"/>
+      <w:r>
+        <w:t>gelopen</w:t>
+      </w:r>
+      <w:proofErr w:type="spellEnd"/>
+      <w:r>
+        <w:t xml:space="preserve"> </w:t>
+      </w:r>
+      <w:proofErr w:type="spellStart"/>
+      <w:r>
+        <w:t>waarvan</w:t>
+      </w:r>
+      <w:proofErr w:type="spellEnd"/>
+      <w:r>
+        <w:t xml:space="preserve"> de </w:t>
+      </w:r>
+      <w:proofErr w:type="spellStart"/>
+      <w:r>
+        <w:t>eerste</w:t>
+      </w:r>
+      <w:proofErr w:type="spellEnd"/>
+      <w:r>
+        <w:t xml:space="preserve"> </w:t>
+      </w:r>
+      <w:proofErr w:type="spellStart"/>
+      <w:r>
+        <w:t>veel</w:t>
+      </w:r>
+      <w:proofErr w:type="spellEnd"/>
+      <w:r>
+        <w:t xml:space="preserve"> </w:t>
+      </w:r>
+      <w:proofErr w:type="spellStart"/>
+      <w:r>
+        <w:t>te</w:t>
+      </w:r>
+      <w:proofErr w:type="spellEnd"/>
+      <w:r>
+        <w:t xml:space="preserve"> </w:t>
+      </w:r>
+      <w:proofErr w:type="spellStart"/>
+      <w:r>
+        <w:t>maken</w:t>
+      </w:r>
+      <w:proofErr w:type="spellEnd"/>
+      <w:r>
+        <w:t xml:space="preserve"> had met business. Dat </w:t>
+      </w:r>
+      <w:proofErr w:type="spellStart"/>
+      <w:r>
+        <w:t>vond</w:t>
+      </w:r>
+      <w:proofErr w:type="spellEnd"/>
+      <w:r>
+        <w:t xml:space="preserve"> </w:t>
+      </w:r>
+      <w:proofErr w:type="spellStart"/>
+      <w:r>
+        <w:t>ik</w:t>
+      </w:r>
+      <w:proofErr w:type="spellEnd"/>
+      <w:r>
+        <w:t xml:space="preserve"> </w:t>
+      </w:r>
+      <w:proofErr w:type="spellStart"/>
+      <w:r>
+        <w:t>ook</w:t>
+      </w:r>
+      <w:proofErr w:type="spellEnd"/>
+      <w:r>
+        <w:t xml:space="preserve"> </w:t>
+      </w:r>
+      <w:proofErr w:type="spellStart"/>
+      <w:r>
+        <w:t>interessant</w:t>
+      </w:r>
+      <w:proofErr w:type="spellEnd"/>
+      <w:r>
+        <w:t xml:space="preserve">, maar </w:t>
+      </w:r>
+      <w:proofErr w:type="spellStart"/>
+      <w:r>
+        <w:t>ik</w:t>
+      </w:r>
+      <w:proofErr w:type="spellEnd"/>
+      <w:r>
+        <w:t xml:space="preserve"> </w:t>
+      </w:r>
+      <w:proofErr w:type="spellStart"/>
+      <w:r>
+        <w:t>denk</w:t>
+      </w:r>
+      <w:proofErr w:type="spellEnd"/>
+      <w:r>
+        <w:t xml:space="preserve"> </w:t>
+      </w:r>
+      <w:proofErr w:type="spellStart"/>
+      <w:r>
+        <w:t>niet</w:t>
+      </w:r>
+      <w:proofErr w:type="spellEnd"/>
+      <w:r>
+        <w:t xml:space="preserve"> </w:t>
+      </w:r>
+      <w:proofErr w:type="spellStart"/>
+      <w:r>
+        <w:t>dat</w:t>
+      </w:r>
+      <w:proofErr w:type="spellEnd"/>
+      <w:r>
+        <w:t xml:space="preserve"> </w:t>
+      </w:r>
+      <w:proofErr w:type="spellStart"/>
+      <w:r>
+        <w:t>ik</w:t>
+      </w:r>
+      <w:proofErr w:type="spellEnd"/>
+      <w:r>
+        <w:t xml:space="preserve"> </w:t>
+      </w:r>
+      <w:proofErr w:type="spellStart"/>
+      <w:r>
+        <w:t>daar</w:t>
+      </w:r>
+      <w:proofErr w:type="spellEnd"/>
+      <w:r>
+        <w:t xml:space="preserve"> in </w:t>
+      </w:r>
+      <w:proofErr w:type="spellStart"/>
+      <w:r>
+        <w:t>mijn</w:t>
+      </w:r>
+      <w:proofErr w:type="spellEnd"/>
+      <w:r>
+        <w:t xml:space="preserve"> </w:t>
+      </w:r>
+      <w:proofErr w:type="spellStart"/>
+      <w:r>
+        <w:t>werk</w:t>
+      </w:r>
+      <w:proofErr w:type="spellEnd"/>
+      <w:r>
+        <w:t xml:space="preserve"> </w:t>
+      </w:r>
+      <w:proofErr w:type="spellStart"/>
+      <w:r>
+        <w:t>naartoe</w:t>
+      </w:r>
+      <w:proofErr w:type="spellEnd"/>
+      <w:r>
+        <w:t xml:space="preserve"> </w:t>
+      </w:r>
+      <w:proofErr w:type="spellStart"/>
+      <w:r>
+        <w:t>wil</w:t>
+      </w:r>
+      <w:proofErr w:type="spellEnd"/>
+      <w:r>
+        <w:t xml:space="preserve">. </w:t>
+      </w:r>
+      <w:proofErr w:type="spellStart"/>
+      <w:r>
+        <w:t>Gelukkig</w:t>
+      </w:r>
+      <w:proofErr w:type="spellEnd"/>
+      <w:r>
+        <w:t xml:space="preserve"> </w:t>
+      </w:r>
+      <w:proofErr w:type="spellStart"/>
+      <w:r>
+        <w:t>heb</w:t>
+      </w:r>
+      <w:proofErr w:type="spellEnd"/>
+      <w:r>
+        <w:t xml:space="preserve"> </w:t>
+      </w:r>
+      <w:proofErr w:type="spellStart"/>
+      <w:r>
+        <w:t>ik</w:t>
+      </w:r>
+      <w:proofErr w:type="spellEnd"/>
+      <w:r>
+        <w:t xml:space="preserve"> er </w:t>
+      </w:r>
+      <w:proofErr w:type="spellStart"/>
+      <w:r>
+        <w:t>wel</w:t>
+      </w:r>
+      <w:proofErr w:type="spellEnd"/>
+      <w:r>
+        <w:t xml:space="preserve"> skills </w:t>
+      </w:r>
+      <w:proofErr w:type="spellStart"/>
+      <w:r>
+        <w:t>ontwikkeld</w:t>
+      </w:r>
+      <w:proofErr w:type="spellEnd"/>
+      <w:r>
+        <w:t xml:space="preserve"> die me nu </w:t>
+      </w:r>
+      <w:proofErr w:type="spellStart"/>
+      <w:r>
+        <w:t>helpen</w:t>
+      </w:r>
+      <w:proofErr w:type="spellEnd"/>
+      <w:r>
+        <w:t xml:space="preserve"> </w:t>
+      </w:r>
+      <w:proofErr w:type="spellStart"/>
+      <w:r>
+        <w:t>tijdens</w:t>
+      </w:r>
+      <w:proofErr w:type="spellEnd"/>
+      <w:r>
+        <w:t xml:space="preserve"> het </w:t>
+      </w:r>
+      <w:proofErr w:type="spellStart"/>
+      <w:r>
+        <w:t>programmeren</w:t>
+      </w:r>
+      <w:proofErr w:type="spellEnd"/>
+      <w:r>
+        <w:t xml:space="preserve">, maar </w:t>
+      </w:r>
+      <w:proofErr w:type="spellStart"/>
+      <w:r>
+        <w:t>verder</w:t>
+      </w:r>
+      <w:proofErr w:type="spellEnd"/>
+      <w:r>
+        <w:t xml:space="preserve"> </w:t>
+      </w:r>
+      <w:proofErr w:type="spellStart"/>
+      <w:r>
+        <w:t>hoef</w:t>
+      </w:r>
+      <w:proofErr w:type="spellEnd"/>
+      <w:r>
+        <w:t xml:space="preserve"> </w:t>
+      </w:r>
+      <w:proofErr w:type="spellStart"/>
+      <w:r>
+        <w:t>ik</w:t>
+      </w:r>
+      <w:proofErr w:type="spellEnd"/>
+      <w:r>
+        <w:t xml:space="preserve"> er </w:t>
+      </w:r>
+      <w:proofErr w:type="spellStart"/>
+      <w:r>
+        <w:t>niet</w:t>
+      </w:r>
+      <w:proofErr w:type="spellEnd"/>
+      <w:r>
+        <w:t xml:space="preserve"> </w:t>
+      </w:r>
+      <w:proofErr w:type="spellStart"/>
+      <w:r>
+        <w:t>veel</w:t>
+      </w:r>
+      <w:proofErr w:type="spellEnd"/>
+      <w:r>
+        <w:t xml:space="preserve"> </w:t>
+      </w:r>
+      <w:proofErr w:type="spellStart"/>
+      <w:r>
+        <w:t>meer</w:t>
+      </w:r>
+      <w:proofErr w:type="spellEnd"/>
+      <w:r>
+        <w:t xml:space="preserve"> over </w:t>
+      </w:r>
+      <w:proofErr w:type="spellStart"/>
+      <w:r>
+        <w:t>te</w:t>
+      </w:r>
+      <w:proofErr w:type="spellEnd"/>
+      <w:r>
+        <w:t xml:space="preserve"> </w:t>
+      </w:r>
+      <w:proofErr w:type="spellStart"/>
+      <w:r>
+        <w:t>weten</w:t>
+      </w:r>
+      <w:proofErr w:type="spellEnd"/>
+      <w:r>
+        <w:t xml:space="preserve">. Software development </w:t>
+      </w:r>
+      <w:proofErr w:type="spellStart"/>
+      <w:r>
+        <w:t>vind</w:t>
+      </w:r>
+      <w:proofErr w:type="spellEnd"/>
+      <w:r>
+        <w:t xml:space="preserve"> </w:t>
+      </w:r>
+      <w:proofErr w:type="spellStart"/>
+      <w:r>
+        <w:t>ik</w:t>
+      </w:r>
+      <w:proofErr w:type="spellEnd"/>
+      <w:r>
+        <w:t xml:space="preserve"> </w:t>
+      </w:r>
+      <w:proofErr w:type="spellStart"/>
+      <w:r>
+        <w:t>ook</w:t>
+      </w:r>
+      <w:proofErr w:type="spellEnd"/>
+      <w:r>
+        <w:t xml:space="preserve"> erg </w:t>
+      </w:r>
+      <w:proofErr w:type="spellStart"/>
+      <w:r>
+        <w:t>leuk</w:t>
+      </w:r>
+      <w:proofErr w:type="spellEnd"/>
+      <w:r>
+        <w:t xml:space="preserve">. Op </w:t>
+      </w:r>
+      <w:proofErr w:type="spellStart"/>
+      <w:r>
+        <w:t>mijn</w:t>
+      </w:r>
+      <w:proofErr w:type="spellEnd"/>
+      <w:r>
+        <w:t xml:space="preserve"> </w:t>
+      </w:r>
+      <w:proofErr w:type="spellStart"/>
+      <w:r>
+        <w:t>vorige</w:t>
+      </w:r>
+      <w:proofErr w:type="spellEnd"/>
+      <w:r>
+        <w:t xml:space="preserve"> </w:t>
+      </w:r>
+      <w:proofErr w:type="spellStart"/>
+      <w:r>
+        <w:t>studie</w:t>
+      </w:r>
+      <w:proofErr w:type="spellEnd"/>
+      <w:r>
+        <w:t xml:space="preserve"> </w:t>
+      </w:r>
+      <w:proofErr w:type="spellStart"/>
+      <w:r>
+        <w:t>heb</w:t>
+      </w:r>
+      <w:proofErr w:type="spellEnd"/>
+      <w:r>
+        <w:t xml:space="preserve"> </w:t>
+      </w:r>
+      <w:proofErr w:type="spellStart"/>
+      <w:r>
+        <w:t>ik</w:t>
+      </w:r>
+      <w:proofErr w:type="spellEnd"/>
+      <w:r>
+        <w:t xml:space="preserve"> </w:t>
+      </w:r>
+      <w:proofErr w:type="spellStart"/>
+      <w:r>
+        <w:t>daar</w:t>
+      </w:r>
+      <w:proofErr w:type="spellEnd"/>
+      <w:r>
+        <w:t xml:space="preserve"> </w:t>
+      </w:r>
+      <w:proofErr w:type="spellStart"/>
+      <w:r>
+        <w:t>veel</w:t>
+      </w:r>
+      <w:proofErr w:type="spellEnd"/>
+      <w:r>
+        <w:t xml:space="preserve"> mee </w:t>
+      </w:r>
+      <w:proofErr w:type="spellStart"/>
+      <w:r>
+        <w:t>gedaan</w:t>
+      </w:r>
+      <w:proofErr w:type="spellEnd"/>
+      <w:r>
+        <w:t xml:space="preserve">, </w:t>
+      </w:r>
+      <w:proofErr w:type="spellStart"/>
+      <w:r>
+        <w:t>dus</w:t>
+      </w:r>
+      <w:proofErr w:type="spellEnd"/>
+      <w:r>
+        <w:t xml:space="preserve"> </w:t>
+      </w:r>
+      <w:proofErr w:type="spellStart"/>
+      <w:r>
+        <w:t>ik</w:t>
+      </w:r>
+      <w:proofErr w:type="spellEnd"/>
+      <w:r>
+        <w:t xml:space="preserve"> </w:t>
+      </w:r>
+      <w:proofErr w:type="spellStart"/>
+      <w:r>
+        <w:t>weet</w:t>
+      </w:r>
+      <w:proofErr w:type="spellEnd"/>
+      <w:r>
+        <w:t xml:space="preserve"> </w:t>
+      </w:r>
+      <w:proofErr w:type="spellStart"/>
+      <w:r>
+        <w:t>goed</w:t>
+      </w:r>
+      <w:proofErr w:type="spellEnd"/>
+      <w:r>
+        <w:t xml:space="preserve"> wat het </w:t>
+      </w:r>
+      <w:proofErr w:type="spellStart"/>
+      <w:r>
+        <w:t>inhoudt</w:t>
+      </w:r>
+      <w:proofErr w:type="spellEnd"/>
+      <w:r>
+        <w:t xml:space="preserve">. </w:t>
+      </w:r>
+      <w:proofErr w:type="spellStart"/>
+      <w:r>
+        <w:t>Deze</w:t>
+      </w:r>
+      <w:proofErr w:type="spellEnd"/>
+      <w:r>
+        <w:t xml:space="preserve"> topic was </w:t>
+      </w:r>
+      <w:proofErr w:type="spellStart"/>
+      <w:r>
+        <w:t>voor</w:t>
+      </w:r>
+      <w:proofErr w:type="spellEnd"/>
+      <w:r>
+        <w:t xml:space="preserve"> </w:t>
+      </w:r>
+      <w:proofErr w:type="spellStart"/>
+      <w:r>
+        <w:t>mij</w:t>
+      </w:r>
+      <w:proofErr w:type="spellEnd"/>
+      <w:r>
+        <w:t xml:space="preserve"> </w:t>
+      </w:r>
+      <w:proofErr w:type="spellStart"/>
+      <w:r>
+        <w:t>ook</w:t>
+      </w:r>
+      <w:proofErr w:type="spellEnd"/>
+      <w:r>
+        <w:t xml:space="preserve"> </w:t>
+      </w:r>
+      <w:proofErr w:type="spellStart"/>
+      <w:r>
+        <w:t>een</w:t>
+      </w:r>
+      <w:proofErr w:type="spellEnd"/>
+      <w:r>
+        <w:t xml:space="preserve"> </w:t>
+      </w:r>
+      <w:proofErr w:type="spellStart"/>
+      <w:r>
+        <w:t>goede</w:t>
+      </w:r>
+      <w:proofErr w:type="spellEnd"/>
+      <w:r>
+        <w:t xml:space="preserve"> </w:t>
+      </w:r>
+      <w:proofErr w:type="spellStart"/>
+      <w:r>
+        <w:t>keuze</w:t>
+      </w:r>
+      <w:proofErr w:type="spellEnd"/>
+      <w:r>
+        <w:t xml:space="preserve"> </w:t>
+      </w:r>
+      <w:proofErr w:type="spellStart"/>
+      <w:r>
+        <w:t>geweest</w:t>
+      </w:r>
+      <w:proofErr w:type="spellEnd"/>
+      <w:r>
+        <w:t xml:space="preserve">, maar </w:t>
+      </w:r>
+      <w:proofErr w:type="spellStart"/>
+      <w:r>
+        <w:t>ik</w:t>
+      </w:r>
+      <w:proofErr w:type="spellEnd"/>
+      <w:r>
+        <w:t xml:space="preserve"> </w:t>
+      </w:r>
+      <w:proofErr w:type="spellStart"/>
+      <w:r>
+        <w:t>heb</w:t>
+      </w:r>
+      <w:proofErr w:type="spellEnd"/>
+      <w:r>
+        <w:t xml:space="preserve"> het idee </w:t>
+      </w:r>
+      <w:proofErr w:type="spellStart"/>
+      <w:r>
+        <w:t>dat</w:t>
+      </w:r>
+      <w:proofErr w:type="spellEnd"/>
+      <w:r>
+        <w:t xml:space="preserve"> </w:t>
+      </w:r>
+      <w:proofErr w:type="spellStart"/>
+      <w:r>
+        <w:t>veel</w:t>
+      </w:r>
+      <w:proofErr w:type="spellEnd"/>
+      <w:r>
+        <w:t xml:space="preserve"> van wat je </w:t>
+      </w:r>
+      <w:proofErr w:type="spellStart"/>
+      <w:r>
+        <w:t>daar</w:t>
+      </w:r>
+      <w:proofErr w:type="spellEnd"/>
+      <w:r>
+        <w:t xml:space="preserve"> </w:t>
+      </w:r>
+      <w:proofErr w:type="spellStart"/>
+      <w:r>
+        <w:t>leert</w:t>
+      </w:r>
+      <w:proofErr w:type="spellEnd"/>
+      <w:r>
+        <w:t xml:space="preserve"> </w:t>
+      </w:r>
+      <w:proofErr w:type="spellStart"/>
+      <w:r>
+        <w:t>ook</w:t>
+      </w:r>
+      <w:proofErr w:type="spellEnd"/>
+      <w:r>
+        <w:t xml:space="preserve"> </w:t>
+      </w:r>
+      <w:proofErr w:type="spellStart"/>
+      <w:r>
+        <w:t>bij</w:t>
+      </w:r>
+      <w:proofErr w:type="spellEnd"/>
+      <w:r>
+        <w:t xml:space="preserve"> Technology </w:t>
+      </w:r>
+      <w:proofErr w:type="spellStart"/>
+      <w:r>
+        <w:t>voorbij</w:t>
+      </w:r>
+      <w:proofErr w:type="spellEnd"/>
+      <w:r>
+        <w:t xml:space="preserve"> </w:t>
+      </w:r>
+      <w:proofErr w:type="spellStart"/>
+      <w:r>
+        <w:t>komt</w:t>
+      </w:r>
+      <w:proofErr w:type="spellEnd"/>
+      <w:r>
+        <w:t xml:space="preserve">. </w:t>
+      </w:r>
+      <w:proofErr w:type="spellStart"/>
+      <w:r>
+        <w:t>Daarnaast</w:t>
+      </w:r>
+      <w:proofErr w:type="spellEnd"/>
+      <w:r>
+        <w:t xml:space="preserve"> mag je </w:t>
+      </w:r>
+      <w:proofErr w:type="spellStart"/>
+      <w:r>
+        <w:t>bij</w:t>
+      </w:r>
+      <w:proofErr w:type="spellEnd"/>
+      <w:r>
+        <w:t xml:space="preserve"> Technology </w:t>
+      </w:r>
+      <w:proofErr w:type="spellStart"/>
+      <w:r>
+        <w:t>ook</w:t>
+      </w:r>
+      <w:proofErr w:type="spellEnd"/>
+      <w:r>
+        <w:t xml:space="preserve"> </w:t>
+      </w:r>
+      <w:proofErr w:type="spellStart"/>
+      <w:r>
+        <w:t>dingen</w:t>
+      </w:r>
+      <w:proofErr w:type="spellEnd"/>
+      <w:r>
+        <w:t xml:space="preserve"> met je </w:t>
+      </w:r>
+      <w:proofErr w:type="spellStart"/>
+      <w:r>
+        <w:t>handen</w:t>
+      </w:r>
+      <w:proofErr w:type="spellEnd"/>
+      <w:r>
+        <w:t xml:space="preserve"> in </w:t>
+      </w:r>
+      <w:proofErr w:type="spellStart"/>
+      <w:r>
+        <w:t>elkaar</w:t>
+      </w:r>
+      <w:proofErr w:type="spellEnd"/>
+      <w:r>
+        <w:t xml:space="preserve"> </w:t>
+      </w:r>
+      <w:proofErr w:type="spellStart"/>
+      <w:r>
+        <w:t>zetten</w:t>
+      </w:r>
+      <w:proofErr w:type="spellEnd"/>
+      <w:r>
+        <w:t xml:space="preserve">, wat </w:t>
+      </w:r>
+      <w:proofErr w:type="spellStart"/>
+      <w:r>
+        <w:t>ik</w:t>
+      </w:r>
+      <w:proofErr w:type="spellEnd"/>
+      <w:r>
+        <w:t xml:space="preserve"> </w:t>
+      </w:r>
+      <w:proofErr w:type="spellStart"/>
+      <w:r>
+        <w:t>juist</w:t>
+      </w:r>
+      <w:proofErr w:type="spellEnd"/>
+      <w:r>
+        <w:t xml:space="preserve"> erg </w:t>
+      </w:r>
+      <w:proofErr w:type="spellStart"/>
+      <w:r>
+        <w:t>leuk</w:t>
+      </w:r>
+      <w:proofErr w:type="spellEnd"/>
+      <w:r>
+        <w:t xml:space="preserve"> </w:t>
+      </w:r>
+      <w:proofErr w:type="spellStart"/>
+      <w:r>
+        <w:t>vind</w:t>
+      </w:r>
+      <w:proofErr w:type="spellEnd"/>
+      <w:r>
+        <w:t xml:space="preserve"> om </w:t>
+      </w:r>
+      <w:proofErr w:type="spellStart"/>
+      <w:r>
+        <w:t>te</w:t>
+      </w:r>
+      <w:proofErr w:type="spellEnd"/>
+      <w:r>
+        <w:t xml:space="preserve"> </w:t>
+      </w:r>
+      <w:proofErr w:type="spellStart"/>
+      <w:r>
+        <w:t>doen</w:t>
+      </w:r>
+      <w:proofErr w:type="spellEnd"/>
+      <w:r>
+        <w:t>.</w:t>
       </w:r>
     </w:p>
     <w:p>
-      <w:pPr>
-        <w:rPr>
-          <w:lang w:val="en-NL"/>
-        </w:rPr>
-      </w:pPr>
-      <w:r>
-        <w:rPr>
-          <w:lang w:val="en-NL"/>
-        </w:rPr>
-        <w:t>Ook begreep ik dat bij Technology wiskunde en natuurkunde aan bod komen, twee vakken die ik erg leuk vind en waar ik graag weer les in zou krijgen. Ik heb ook een paar studenten gesproken die voor Tech hebben gekozen, en zij vertelden dat het vak goed past bij de verwachtingen die ik heb, ook omdat zij dezelfde interesses hebben.</w:t>
+      <w:r>
+        <w:t xml:space="preserve">Ook </w:t>
+      </w:r>
+      <w:proofErr w:type="spellStart"/>
+      <w:r>
+        <w:t>begreep</w:t>
+      </w:r>
+      <w:proofErr w:type="spellEnd"/>
+      <w:r>
+        <w:t xml:space="preserve"> </w:t>
+      </w:r>
+      <w:proofErr w:type="spellStart"/>
+      <w:r>
+        <w:t>ik</w:t>
+      </w:r>
+      <w:proofErr w:type="spellEnd"/>
+      <w:r>
+        <w:t xml:space="preserve"> </w:t>
+      </w:r>
+      <w:proofErr w:type="spellStart"/>
+      <w:r>
+        <w:t>dat</w:t>
+      </w:r>
+      <w:proofErr w:type="spellEnd"/>
+      <w:r>
+        <w:t xml:space="preserve"> </w:t>
+      </w:r>
+      <w:proofErr w:type="spellStart"/>
+      <w:r>
+        <w:t>bij</w:t>
+      </w:r>
+      <w:proofErr w:type="spellEnd"/>
+      <w:r>
+        <w:t xml:space="preserve"> Technology </w:t>
+      </w:r>
+      <w:proofErr w:type="spellStart"/>
+      <w:r>
+        <w:t>wiskunde</w:t>
+      </w:r>
+      <w:proofErr w:type="spellEnd"/>
+      <w:r>
+        <w:t xml:space="preserve"> </w:t>
+      </w:r>
+      <w:proofErr w:type="spellStart"/>
+      <w:r>
+        <w:t>en</w:t>
+      </w:r>
+      <w:proofErr w:type="spellEnd"/>
+      <w:r>
+        <w:t xml:space="preserve"> </w:t>
+      </w:r>
+      <w:proofErr w:type="spellStart"/>
+      <w:r>
+        <w:t>natuurkunde</w:t>
+      </w:r>
+      <w:proofErr w:type="spellEnd"/>
+      <w:r>
+        <w:t xml:space="preserve"> </w:t>
+      </w:r>
+      <w:proofErr w:type="spellStart"/>
+      <w:r>
+        <w:t>aan</w:t>
+      </w:r>
+      <w:proofErr w:type="spellEnd"/>
+      <w:r>
+        <w:t xml:space="preserve"> bod </w:t>
+      </w:r>
+      <w:proofErr w:type="spellStart"/>
+      <w:r>
+        <w:t>komen</w:t>
+      </w:r>
+      <w:proofErr w:type="spellEnd"/>
+      <w:r>
+        <w:t xml:space="preserve">, twee </w:t>
+      </w:r>
+      <w:proofErr w:type="spellStart"/>
+      <w:r>
+        <w:t>vakken</w:t>
+      </w:r>
+      <w:proofErr w:type="spellEnd"/>
+      <w:r>
+        <w:t xml:space="preserve"> die </w:t>
+      </w:r>
+      <w:proofErr w:type="spellStart"/>
+      <w:r>
+        <w:t>ik</w:t>
+      </w:r>
+      <w:proofErr w:type="spellEnd"/>
+      <w:r>
+        <w:t xml:space="preserve"> erg </w:t>
+      </w:r>
+      <w:proofErr w:type="spellStart"/>
+      <w:r>
+        <w:t>leuk</w:t>
+      </w:r>
+      <w:proofErr w:type="spellEnd"/>
+      <w:r>
+        <w:t xml:space="preserve"> </w:t>
+      </w:r>
+      <w:proofErr w:type="spellStart"/>
+      <w:r>
+        <w:t>vind</w:t>
+      </w:r>
+      <w:proofErr w:type="spellEnd"/>
+      <w:r>
+        <w:t xml:space="preserve"> </w:t>
+      </w:r>
+      <w:proofErr w:type="spellStart"/>
+      <w:r>
+        <w:t>en</w:t>
+      </w:r>
+      <w:proofErr w:type="spellEnd"/>
+      <w:r>
+        <w:t xml:space="preserve"> </w:t>
+      </w:r>
+      <w:proofErr w:type="spellStart"/>
+      <w:r>
+        <w:t>waar</w:t>
+      </w:r>
+      <w:proofErr w:type="spellEnd"/>
+      <w:r>
+        <w:t xml:space="preserve"> </w:t>
+      </w:r>
+      <w:proofErr w:type="spellStart"/>
+      <w:r>
+        <w:t>ik</w:t>
+      </w:r>
+      <w:proofErr w:type="spellEnd"/>
+      <w:r>
+        <w:t xml:space="preserve"> </w:t>
+      </w:r>
+      <w:proofErr w:type="spellStart"/>
+      <w:r>
+        <w:t>graag</w:t>
+      </w:r>
+      <w:proofErr w:type="spellEnd"/>
+      <w:r>
+        <w:t xml:space="preserve"> weer les in </w:t>
+      </w:r>
+      <w:proofErr w:type="spellStart"/>
+      <w:r>
+        <w:t>zou</w:t>
+      </w:r>
+      <w:proofErr w:type="spellEnd"/>
+      <w:r>
+        <w:t xml:space="preserve"> </w:t>
+      </w:r>
+      <w:proofErr w:type="spellStart"/>
+      <w:r>
+        <w:t>krijgen</w:t>
+      </w:r>
+      <w:proofErr w:type="spellEnd"/>
+      <w:r>
+        <w:t xml:space="preserve">. Ik </w:t>
+      </w:r>
+      <w:proofErr w:type="spellStart"/>
+      <w:r>
+        <w:t>heb</w:t>
+      </w:r>
+      <w:proofErr w:type="spellEnd"/>
+      <w:r>
+        <w:t xml:space="preserve"> </w:t>
+      </w:r>
+      <w:proofErr w:type="spellStart"/>
+      <w:r>
+        <w:t>ook</w:t>
+      </w:r>
+      <w:proofErr w:type="spellEnd"/>
+      <w:r>
+        <w:t xml:space="preserve"> </w:t>
+      </w:r>
+      <w:proofErr w:type="spellStart"/>
+      <w:r>
+        <w:t>een</w:t>
+      </w:r>
+      <w:proofErr w:type="spellEnd"/>
+      <w:r>
+        <w:t xml:space="preserve"> </w:t>
+      </w:r>
+      <w:proofErr w:type="spellStart"/>
+      <w:r>
+        <w:t>paar</w:t>
+      </w:r>
+      <w:proofErr w:type="spellEnd"/>
+      <w:r>
+        <w:t xml:space="preserve"> </w:t>
+      </w:r>
+      <w:proofErr w:type="spellStart"/>
+      <w:r>
+        <w:t>studenten</w:t>
+      </w:r>
+      <w:proofErr w:type="spellEnd"/>
+      <w:r>
+        <w:t xml:space="preserve"> </w:t>
+      </w:r>
+      <w:proofErr w:type="spellStart"/>
+      <w:r>
+        <w:t>gesproken</w:t>
+      </w:r>
+      <w:proofErr w:type="spellEnd"/>
+      <w:r>
+        <w:t xml:space="preserve"> die </w:t>
+      </w:r>
+      <w:proofErr w:type="spellStart"/>
+      <w:r>
+        <w:t>voor</w:t>
+      </w:r>
+      <w:proofErr w:type="spellEnd"/>
+      <w:r>
+        <w:t xml:space="preserve"> Tech </w:t>
+      </w:r>
+      <w:proofErr w:type="spellStart"/>
+      <w:r>
+        <w:t>hebben</w:t>
+      </w:r>
+      <w:proofErr w:type="spellEnd"/>
+      <w:r>
+        <w:t xml:space="preserve"> </w:t>
+      </w:r>
+      <w:proofErr w:type="spellStart"/>
+      <w:r>
+        <w:t>gekozen</w:t>
+      </w:r>
+      <w:proofErr w:type="spellEnd"/>
+      <w:r>
+        <w:t xml:space="preserve">, </w:t>
+      </w:r>
+      <w:proofErr w:type="spellStart"/>
+      <w:r>
+        <w:t>en</w:t>
+      </w:r>
+      <w:proofErr w:type="spellEnd"/>
+      <w:r>
+        <w:t xml:space="preserve"> </w:t>
+      </w:r>
+      <w:proofErr w:type="spellStart"/>
+      <w:r>
+        <w:t>zij</w:t>
+      </w:r>
+      <w:proofErr w:type="spellEnd"/>
+      <w:r>
+        <w:t xml:space="preserve"> </w:t>
+      </w:r>
+      <w:proofErr w:type="spellStart"/>
+      <w:r>
+        <w:t>vertelden</w:t>
+      </w:r>
+      <w:proofErr w:type="spellEnd"/>
+      <w:r>
+        <w:t xml:space="preserve"> </w:t>
+      </w:r>
+      <w:proofErr w:type="spellStart"/>
+      <w:r>
+        <w:t>dat</w:t>
+      </w:r>
+      <w:proofErr w:type="spellEnd"/>
+      <w:r>
+        <w:t xml:space="preserve"> het </w:t>
+      </w:r>
+      <w:proofErr w:type="spellStart"/>
+      <w:r>
+        <w:t>vak</w:t>
+      </w:r>
+      <w:proofErr w:type="spellEnd"/>
+      <w:r>
+        <w:t xml:space="preserve"> </w:t>
+      </w:r>
+      <w:proofErr w:type="spellStart"/>
+      <w:r>
+        <w:t>goed</w:t>
+      </w:r>
+      <w:proofErr w:type="spellEnd"/>
+      <w:r>
+        <w:t xml:space="preserve"> past </w:t>
+      </w:r>
+      <w:proofErr w:type="spellStart"/>
+      <w:r>
+        <w:t>bij</w:t>
+      </w:r>
+      <w:proofErr w:type="spellEnd"/>
+      <w:r>
+        <w:t xml:space="preserve"> de </w:t>
+      </w:r>
+      <w:proofErr w:type="spellStart"/>
+      <w:r>
+        <w:t>verwachtingen</w:t>
+      </w:r>
+      <w:proofErr w:type="spellEnd"/>
+      <w:r>
+        <w:t xml:space="preserve"> die </w:t>
+      </w:r>
+      <w:proofErr w:type="spellStart"/>
+      <w:r>
+        <w:t>ik</w:t>
+      </w:r>
+      <w:proofErr w:type="spellEnd"/>
+      <w:r>
+        <w:t xml:space="preserve"> </w:t>
+      </w:r>
+      <w:proofErr w:type="spellStart"/>
+      <w:r>
+        <w:t>heb</w:t>
+      </w:r>
+      <w:proofErr w:type="spellEnd"/>
+      <w:r>
+        <w:t xml:space="preserve">, </w:t>
+      </w:r>
+      <w:proofErr w:type="spellStart"/>
+      <w:r>
+        <w:t>ook</w:t>
+      </w:r>
+      <w:proofErr w:type="spellEnd"/>
+      <w:r>
+        <w:t xml:space="preserve"> </w:t>
+      </w:r>
+      <w:proofErr w:type="spellStart"/>
+      <w:r>
+        <w:t>omdat</w:t>
+      </w:r>
+      <w:proofErr w:type="spellEnd"/>
+      <w:r>
+        <w:t xml:space="preserve"> </w:t>
+      </w:r>
+      <w:proofErr w:type="spellStart"/>
+      <w:r>
+        <w:t>zij</w:t>
+      </w:r>
+      <w:proofErr w:type="spellEnd"/>
+      <w:r>
+        <w:t xml:space="preserve"> </w:t>
+      </w:r>
+      <w:proofErr w:type="spellStart"/>
+      <w:r>
+        <w:t>dezelfde</w:t>
+      </w:r>
+      <w:proofErr w:type="spellEnd"/>
+      <w:r>
+        <w:t xml:space="preserve"> interesses </w:t>
+      </w:r>
+      <w:proofErr w:type="spellStart"/>
+      <w:r>
+        <w:t>hebben</w:t>
+      </w:r>
+      <w:proofErr w:type="spellEnd"/>
+      <w:r>
+        <w:t>.</w:t>
       </w:r>
     </w:p>
     <w:p>
-      <w:pPr>
-        <w:rPr>
-          <w:lang w:val="en-NL"/>
-        </w:rPr>
-      </w:pPr>
-      <w:r>
-        <w:rPr>
-          <w:lang w:val="en-NL"/>
-        </w:rPr>
-        <w:t>Ik kijk erg uit naar semester 2 om hiermee aan de slag te gaan, want ik heb het gevoel dat Tech mijn nieuwsgierigheid en enthousiasme kan aanwakkeren, waardoor ik met meer motivatie naar school kom. De conclusie is dus dat ik voor Tech heb gekozen omdat dit het beste aansluit bij mijn interesses en omdat ik er al eerder mee heb geëxperimenteerd.</w:t>
+      <w:r>
+        <w:t xml:space="preserve">Ik </w:t>
+      </w:r>
+      <w:proofErr w:type="spellStart"/>
+      <w:r>
+        <w:t>kijk</w:t>
+      </w:r>
+      <w:proofErr w:type="spellEnd"/>
+      <w:r>
+        <w:t xml:space="preserve"> erg </w:t>
+      </w:r>
+      <w:proofErr w:type="spellStart"/>
+      <w:r>
+        <w:t>uit</w:t>
+      </w:r>
+      <w:proofErr w:type="spellEnd"/>
+      <w:r>
+        <w:t xml:space="preserve"> </w:t>
+      </w:r>
+      <w:proofErr w:type="spellStart"/>
+      <w:r>
+        <w:t>naar</w:t>
+      </w:r>
+      <w:proofErr w:type="spellEnd"/>
+      <w:r>
+        <w:t xml:space="preserve"> semester 2 om </w:t>
+      </w:r>
+      <w:proofErr w:type="spellStart"/>
+      <w:r>
+        <w:t>hiermee</w:t>
+      </w:r>
+      <w:proofErr w:type="spellEnd"/>
+      <w:r>
+        <w:t xml:space="preserve"> </w:t>
+      </w:r>
+      <w:proofErr w:type="spellStart"/>
+      <w:r>
+        <w:t>aan</w:t>
+      </w:r>
+      <w:proofErr w:type="spellEnd"/>
+      <w:r>
+        <w:t xml:space="preserve"> de slag </w:t>
+      </w:r>
+      <w:proofErr w:type="spellStart"/>
+      <w:r>
+        <w:t>te</w:t>
+      </w:r>
+      <w:proofErr w:type="spellEnd"/>
+      <w:r>
+        <w:t xml:space="preserve"> </w:t>
+      </w:r>
+      <w:proofErr w:type="spellStart"/>
+      <w:r>
+        <w:t>gaan</w:t>
+      </w:r>
+      <w:proofErr w:type="spellEnd"/>
+      <w:r>
+        <w:t xml:space="preserve">, want </w:t>
+      </w:r>
+      <w:proofErr w:type="spellStart"/>
+      <w:r>
+        <w:t>ik</w:t>
+      </w:r>
+      <w:proofErr w:type="spellEnd"/>
+      <w:r>
+        <w:t xml:space="preserve"> </w:t>
+      </w:r>
+      <w:proofErr w:type="spellStart"/>
+      <w:r>
+        <w:t>heb</w:t>
+      </w:r>
+      <w:proofErr w:type="spellEnd"/>
+      <w:r>
+        <w:t xml:space="preserve"> het </w:t>
+      </w:r>
+      <w:proofErr w:type="spellStart"/>
+      <w:r>
+        <w:t>gevoel</w:t>
+      </w:r>
+      <w:proofErr w:type="spellEnd"/>
+      <w:r>
+        <w:t xml:space="preserve"> </w:t>
+      </w:r>
+      <w:proofErr w:type="spellStart"/>
+      <w:r>
+        <w:t>dat</w:t>
+      </w:r>
+      <w:proofErr w:type="spellEnd"/>
+      <w:r>
+        <w:t xml:space="preserve"> Tech </w:t>
+      </w:r>
+      <w:proofErr w:type="spellStart"/>
+      <w:r>
+        <w:t>mijn</w:t>
+      </w:r>
+      <w:proofErr w:type="spellEnd"/>
+      <w:r>
+        <w:t xml:space="preserve"> </w:t>
+      </w:r>
+      <w:proofErr w:type="spellStart"/>
+      <w:r>
+        <w:t>nieuwsgierigheid</w:t>
+      </w:r>
+      <w:proofErr w:type="spellEnd"/>
+      <w:r>
+        <w:t xml:space="preserve"> </w:t>
+      </w:r>
+      <w:proofErr w:type="spellStart"/>
+      <w:r>
+        <w:t>en</w:t>
+      </w:r>
+      <w:proofErr w:type="spellEnd"/>
+      <w:r>
+        <w:t xml:space="preserve"> </w:t>
+      </w:r>
+      <w:proofErr w:type="spellStart"/>
+      <w:r>
+        <w:t>enthousiasme</w:t>
+      </w:r>
+      <w:proofErr w:type="spellEnd"/>
+      <w:r>
+        <w:t xml:space="preserve"> </w:t>
+      </w:r>
+      <w:proofErr w:type="spellStart"/>
+      <w:r>
+        <w:t>kan</w:t>
+      </w:r>
+      <w:proofErr w:type="spellEnd"/>
+      <w:r>
+        <w:t xml:space="preserve"> </w:t>
+      </w:r>
+      <w:proofErr w:type="spellStart"/>
+      <w:r>
+        <w:t>aanwakkeren</w:t>
+      </w:r>
+      <w:proofErr w:type="spellEnd"/>
+      <w:r>
+        <w:t xml:space="preserve">, </w:t>
+      </w:r>
+      <w:proofErr w:type="spellStart"/>
+      <w:r>
+        <w:t>waardoor</w:t>
+      </w:r>
+      <w:proofErr w:type="spellEnd"/>
+      <w:r>
+        <w:t xml:space="preserve"> </w:t>
+      </w:r>
+      <w:proofErr w:type="spellStart"/>
+      <w:r>
+        <w:t>ik</w:t>
+      </w:r>
+      <w:proofErr w:type="spellEnd"/>
+      <w:r>
+        <w:t xml:space="preserve"> met </w:t>
+      </w:r>
+      <w:proofErr w:type="spellStart"/>
+      <w:r>
+        <w:t>meer</w:t>
+      </w:r>
+      <w:proofErr w:type="spellEnd"/>
+      <w:r>
+        <w:t xml:space="preserve"> </w:t>
+      </w:r>
+      <w:proofErr w:type="spellStart"/>
+      <w:r>
+        <w:t>motivatie</w:t>
+      </w:r>
+      <w:proofErr w:type="spellEnd"/>
+      <w:r>
+        <w:t xml:space="preserve"> </w:t>
+      </w:r>
+      <w:proofErr w:type="spellStart"/>
+      <w:r>
+        <w:t>naar</w:t>
+      </w:r>
+      <w:proofErr w:type="spellEnd"/>
+      <w:r>
+        <w:t xml:space="preserve"> school </w:t>
+      </w:r>
+      <w:proofErr w:type="spellStart"/>
+      <w:r>
+        <w:t>kom</w:t>
+      </w:r>
+      <w:proofErr w:type="spellEnd"/>
+      <w:r>
+        <w:t xml:space="preserve">. De </w:t>
+      </w:r>
+      <w:proofErr w:type="spellStart"/>
+      <w:r>
+        <w:t>conclusie</w:t>
+      </w:r>
+      <w:proofErr w:type="spellEnd"/>
+      <w:r>
+        <w:t xml:space="preserve"> is </w:t>
+      </w:r>
+      <w:proofErr w:type="spellStart"/>
+      <w:r>
+        <w:t>dus</w:t>
+      </w:r>
+      <w:proofErr w:type="spellEnd"/>
+      <w:r>
+        <w:t xml:space="preserve"> </w:t>
+      </w:r>
+      <w:proofErr w:type="spellStart"/>
+      <w:r>
+        <w:t>dat</w:t>
+      </w:r>
+      <w:proofErr w:type="spellEnd"/>
+      <w:r>
+        <w:t xml:space="preserve"> </w:t>
+      </w:r>
+      <w:proofErr w:type="spellStart"/>
+      <w:r>
+        <w:t>ik</w:t>
+      </w:r>
+      <w:proofErr w:type="spellEnd"/>
+      <w:r>
+        <w:t xml:space="preserve"> </w:t>
+      </w:r>
+      <w:proofErr w:type="spellStart"/>
+      <w:r>
+        <w:t>voor</w:t>
+      </w:r>
+      <w:proofErr w:type="spellEnd"/>
+      <w:r>
+        <w:t xml:space="preserve"> Tech </w:t>
+      </w:r>
+      <w:proofErr w:type="spellStart"/>
+      <w:r>
+        <w:t>heb</w:t>
+      </w:r>
+      <w:proofErr w:type="spellEnd"/>
+      <w:r>
+        <w:t xml:space="preserve"> </w:t>
+      </w:r>
+      <w:proofErr w:type="spellStart"/>
+      <w:r>
+        <w:t>gekozen</w:t>
+      </w:r>
+      <w:proofErr w:type="spellEnd"/>
+      <w:r>
+        <w:t xml:space="preserve"> </w:t>
+      </w:r>
+      <w:proofErr w:type="spellStart"/>
+      <w:r>
+        <w:t>omdat</w:t>
+      </w:r>
+      <w:proofErr w:type="spellEnd"/>
+      <w:r>
+        <w:t xml:space="preserve"> </w:t>
+      </w:r>
+      <w:proofErr w:type="spellStart"/>
+      <w:r>
+        <w:t>dit</w:t>
+      </w:r>
+      <w:proofErr w:type="spellEnd"/>
+      <w:r>
+        <w:t xml:space="preserve"> het </w:t>
+      </w:r>
+      <w:proofErr w:type="spellStart"/>
+      <w:r>
+        <w:t>beste</w:t>
+      </w:r>
+      <w:proofErr w:type="spellEnd"/>
+      <w:r>
+        <w:t xml:space="preserve"> </w:t>
+      </w:r>
+      <w:proofErr w:type="spellStart"/>
+      <w:r>
+        <w:t>aansluit</w:t>
+      </w:r>
+      <w:proofErr w:type="spellEnd"/>
+      <w:r>
+        <w:t xml:space="preserve"> </w:t>
+      </w:r>
+      <w:proofErr w:type="spellStart"/>
+      <w:r>
+        <w:t>bij</w:t>
+      </w:r>
+      <w:proofErr w:type="spellEnd"/>
+      <w:r>
+        <w:t xml:space="preserve"> </w:t>
+      </w:r>
+      <w:proofErr w:type="spellStart"/>
+      <w:r>
+        <w:t>mijn</w:t>
+      </w:r>
+      <w:proofErr w:type="spellEnd"/>
+      <w:r>
+        <w:t xml:space="preserve"> interesses </w:t>
+      </w:r>
+      <w:proofErr w:type="spellStart"/>
+      <w:r>
+        <w:t>en</w:t>
+      </w:r>
+      <w:proofErr w:type="spellEnd"/>
+      <w:r>
+        <w:t xml:space="preserve"> </w:t>
+      </w:r>
+      <w:proofErr w:type="spellStart"/>
+      <w:r>
+        <w:t>omdat</w:t>
+      </w:r>
+      <w:proofErr w:type="spellEnd"/>
+      <w:r>
+        <w:t xml:space="preserve"> </w:t>
+      </w:r>
+      <w:proofErr w:type="spellStart"/>
+      <w:r>
+        <w:t>ik</w:t>
+      </w:r>
+      <w:proofErr w:type="spellEnd"/>
+      <w:r>
+        <w:t xml:space="preserve"> er al </w:t>
+      </w:r>
+      <w:proofErr w:type="spellStart"/>
+      <w:r>
+        <w:t>eerder</w:t>
+      </w:r>
+      <w:proofErr w:type="spellEnd"/>
+      <w:r>
+        <w:t xml:space="preserve"> mee </w:t>
+      </w:r>
+      <w:proofErr w:type="spellStart"/>
+      <w:r>
+        <w:t>heb</w:t>
+      </w:r>
+      <w:proofErr w:type="spellEnd"/>
+      <w:r>
+        <w:t xml:space="preserve"> </w:t>
+      </w:r>
+      <w:proofErr w:type="spellStart"/>
+      <w:r>
+        <w:t>geëxperimenteerd</w:t>
+      </w:r>
+      <w:proofErr w:type="spellEnd"/>
+      <w:r>
+        <w:t>.</w:t>
       </w:r>
     </w:p>
     <w:p/>
+    <w:p/>
+    <w:p/>
+    <w:p/>
+    <w:p>
+      <w:r>
+        <w:t xml:space="preserve">Nu </w:t>
+      </w:r>
+      <w:proofErr w:type="spellStart"/>
+      <w:r>
+        <w:t>heb</w:t>
+      </w:r>
+      <w:proofErr w:type="spellEnd"/>
+      <w:r>
+        <w:t xml:space="preserve"> </w:t>
+      </w:r>
+      <w:proofErr w:type="spellStart"/>
+      <w:r>
+        <w:t>ik</w:t>
+      </w:r>
+      <w:proofErr w:type="spellEnd"/>
+      <w:r>
+        <w:t xml:space="preserve"> me </w:t>
+      </w:r>
+      <w:proofErr w:type="spellStart"/>
+      <w:r>
+        <w:t>nog</w:t>
+      </w:r>
+      <w:proofErr w:type="spellEnd"/>
+      <w:r>
+        <w:t xml:space="preserve"> </w:t>
+      </w:r>
+      <w:proofErr w:type="spellStart"/>
+      <w:r>
+        <w:t>beter</w:t>
+      </w:r>
+      <w:proofErr w:type="spellEnd"/>
+      <w:r>
+        <w:t xml:space="preserve"> </w:t>
+      </w:r>
+      <w:proofErr w:type="spellStart"/>
+      <w:r>
+        <w:t>kunnen</w:t>
+      </w:r>
+      <w:proofErr w:type="spellEnd"/>
+      <w:r>
+        <w:t xml:space="preserve"> </w:t>
+      </w:r>
+      <w:proofErr w:type="spellStart"/>
+      <w:r>
+        <w:t>oriënteren</w:t>
+      </w:r>
+      <w:proofErr w:type="spellEnd"/>
+      <w:r>
+        <w:t xml:space="preserve">, </w:t>
+      </w:r>
+      <w:proofErr w:type="spellStart"/>
+      <w:r>
+        <w:t>doordat</w:t>
+      </w:r>
+      <w:proofErr w:type="spellEnd"/>
+      <w:r>
+        <w:t xml:space="preserve"> </w:t>
+      </w:r>
+      <w:proofErr w:type="spellStart"/>
+      <w:r>
+        <w:t>ik</w:t>
+      </w:r>
+      <w:proofErr w:type="spellEnd"/>
+      <w:r>
+        <w:t xml:space="preserve"> </w:t>
+      </w:r>
+      <w:proofErr w:type="spellStart"/>
+      <w:r>
+        <w:t>een</w:t>
+      </w:r>
+      <w:proofErr w:type="spellEnd"/>
+      <w:r>
+        <w:t xml:space="preserve"> </w:t>
+      </w:r>
+      <w:proofErr w:type="spellStart"/>
+      <w:r>
+        <w:t>kijkje</w:t>
+      </w:r>
+      <w:proofErr w:type="spellEnd"/>
+      <w:r>
+        <w:t xml:space="preserve"> </w:t>
+      </w:r>
+      <w:proofErr w:type="spellStart"/>
+      <w:r>
+        <w:t>heb</w:t>
+      </w:r>
+      <w:proofErr w:type="spellEnd"/>
+      <w:r>
+        <w:t xml:space="preserve"> </w:t>
+      </w:r>
+      <w:proofErr w:type="spellStart"/>
+      <w:r>
+        <w:t>mogen</w:t>
+      </w:r>
+      <w:proofErr w:type="spellEnd"/>
+      <w:r>
+        <w:t xml:space="preserve"> </w:t>
+      </w:r>
+      <w:proofErr w:type="spellStart"/>
+      <w:r>
+        <w:t>nemen</w:t>
+      </w:r>
+      <w:proofErr w:type="spellEnd"/>
+      <w:r>
+        <w:t xml:space="preserve"> in semester 2 </w:t>
+      </w:r>
+      <w:proofErr w:type="spellStart"/>
+      <w:r>
+        <w:t>bij</w:t>
+      </w:r>
+      <w:proofErr w:type="spellEnd"/>
+      <w:r>
+        <w:t xml:space="preserve"> Technology </w:t>
+      </w:r>
+      <w:proofErr w:type="spellStart"/>
+      <w:r>
+        <w:t>en</w:t>
+      </w:r>
+      <w:proofErr w:type="spellEnd"/>
+      <w:r>
+        <w:t xml:space="preserve"> </w:t>
+      </w:r>
+      <w:proofErr w:type="spellStart"/>
+      <w:r>
+        <w:t>omdat</w:t>
+      </w:r>
+      <w:proofErr w:type="spellEnd"/>
+      <w:r>
+        <w:t xml:space="preserve"> </w:t>
+      </w:r>
+      <w:proofErr w:type="spellStart"/>
+      <w:r>
+        <w:t>ik</w:t>
+      </w:r>
+      <w:proofErr w:type="spellEnd"/>
+      <w:r>
+        <w:t xml:space="preserve"> </w:t>
+      </w:r>
+      <w:proofErr w:type="spellStart"/>
+      <w:r>
+        <w:t>vrienden</w:t>
+      </w:r>
+      <w:proofErr w:type="spellEnd"/>
+      <w:r>
+        <w:t xml:space="preserve"> </w:t>
+      </w:r>
+      <w:proofErr w:type="spellStart"/>
+      <w:r>
+        <w:t>heb</w:t>
+      </w:r>
+      <w:proofErr w:type="spellEnd"/>
+      <w:r>
+        <w:t xml:space="preserve"> die Software </w:t>
+      </w:r>
+      <w:proofErr w:type="spellStart"/>
+      <w:r>
+        <w:t>doen</w:t>
+      </w:r>
+      <w:proofErr w:type="spellEnd"/>
+      <w:r>
+        <w:t xml:space="preserve">. Al in semester 1 had </w:t>
+      </w:r>
+      <w:proofErr w:type="spellStart"/>
+      <w:r>
+        <w:t>ik</w:t>
+      </w:r>
+      <w:proofErr w:type="spellEnd"/>
+      <w:r>
+        <w:t xml:space="preserve"> </w:t>
+      </w:r>
+      <w:proofErr w:type="spellStart"/>
+      <w:r>
+        <w:t>naar</w:t>
+      </w:r>
+      <w:proofErr w:type="spellEnd"/>
+      <w:r>
+        <w:t xml:space="preserve"> Software </w:t>
+      </w:r>
+      <w:proofErr w:type="spellStart"/>
+      <w:r>
+        <w:t>gekeken</w:t>
+      </w:r>
+      <w:proofErr w:type="spellEnd"/>
+      <w:r>
+        <w:t xml:space="preserve"> </w:t>
+      </w:r>
+      <w:proofErr w:type="spellStart"/>
+      <w:r>
+        <w:t>en</w:t>
+      </w:r>
+      <w:proofErr w:type="spellEnd"/>
+      <w:r>
+        <w:t xml:space="preserve"> leek het me </w:t>
+      </w:r>
+      <w:proofErr w:type="spellStart"/>
+      <w:r>
+        <w:t>wel</w:t>
+      </w:r>
+      <w:proofErr w:type="spellEnd"/>
+      <w:r>
+        <w:t xml:space="preserve"> wat, maar </w:t>
+      </w:r>
+      <w:proofErr w:type="spellStart"/>
+      <w:r>
+        <w:t>uiteindelijk</w:t>
+      </w:r>
+      <w:proofErr w:type="spellEnd"/>
+      <w:r>
+        <w:t xml:space="preserve"> had </w:t>
+      </w:r>
+      <w:proofErr w:type="spellStart"/>
+      <w:r>
+        <w:t>ik</w:t>
+      </w:r>
+      <w:proofErr w:type="spellEnd"/>
+      <w:r>
+        <w:t xml:space="preserve"> </w:t>
+      </w:r>
+      <w:proofErr w:type="spellStart"/>
+      <w:r>
+        <w:t>toch</w:t>
+      </w:r>
+      <w:proofErr w:type="spellEnd"/>
+      <w:r>
+        <w:t xml:space="preserve"> </w:t>
+      </w:r>
+      <w:proofErr w:type="spellStart"/>
+      <w:r>
+        <w:t>gekozen</w:t>
+      </w:r>
+      <w:proofErr w:type="spellEnd"/>
+      <w:r>
+        <w:t xml:space="preserve"> </w:t>
+      </w:r>
+      <w:proofErr w:type="spellStart"/>
+      <w:r>
+        <w:t>voor</w:t>
+      </w:r>
+      <w:proofErr w:type="spellEnd"/>
+      <w:r>
+        <w:t xml:space="preserve"> Technology. Nu </w:t>
+      </w:r>
+      <w:proofErr w:type="spellStart"/>
+      <w:r>
+        <w:t>ik</w:t>
+      </w:r>
+      <w:proofErr w:type="spellEnd"/>
+      <w:r>
+        <w:t xml:space="preserve"> </w:t>
+      </w:r>
+      <w:proofErr w:type="spellStart"/>
+      <w:r>
+        <w:t>echter</w:t>
+      </w:r>
+      <w:proofErr w:type="spellEnd"/>
+      <w:r>
+        <w:t xml:space="preserve"> met </w:t>
+      </w:r>
+      <w:proofErr w:type="spellStart"/>
+      <w:r>
+        <w:t>mensen</w:t>
+      </w:r>
+      <w:proofErr w:type="spellEnd"/>
+      <w:r>
+        <w:t xml:space="preserve"> </w:t>
+      </w:r>
+      <w:proofErr w:type="spellStart"/>
+      <w:r>
+        <w:t>heb</w:t>
+      </w:r>
+      <w:proofErr w:type="spellEnd"/>
+      <w:r>
+        <w:t xml:space="preserve"> </w:t>
+      </w:r>
+      <w:proofErr w:type="spellStart"/>
+      <w:r>
+        <w:t>gesproken</w:t>
+      </w:r>
+      <w:proofErr w:type="spellEnd"/>
+      <w:r>
+        <w:t xml:space="preserve"> die Software </w:t>
+      </w:r>
+      <w:proofErr w:type="spellStart"/>
+      <w:r>
+        <w:t>doen</w:t>
+      </w:r>
+      <w:proofErr w:type="spellEnd"/>
+      <w:r>
+        <w:t xml:space="preserve"> </w:t>
+      </w:r>
+      <w:proofErr w:type="spellStart"/>
+      <w:r>
+        <w:t>én</w:t>
+      </w:r>
+      <w:proofErr w:type="spellEnd"/>
+      <w:r>
+        <w:t xml:space="preserve"> </w:t>
+      </w:r>
+      <w:proofErr w:type="spellStart"/>
+      <w:r>
+        <w:t>zelf</w:t>
+      </w:r>
+      <w:proofErr w:type="spellEnd"/>
+      <w:r>
+        <w:t xml:space="preserve"> </w:t>
+      </w:r>
+      <w:proofErr w:type="spellStart"/>
+      <w:r>
+        <w:t>heb</w:t>
+      </w:r>
+      <w:proofErr w:type="spellEnd"/>
+      <w:r>
+        <w:t xml:space="preserve"> </w:t>
+      </w:r>
+      <w:proofErr w:type="spellStart"/>
+      <w:r>
+        <w:t>mogen</w:t>
+      </w:r>
+      <w:proofErr w:type="spellEnd"/>
+      <w:r>
+        <w:t xml:space="preserve"> </w:t>
+      </w:r>
+      <w:proofErr w:type="spellStart"/>
+      <w:r>
+        <w:t>proeven</w:t>
+      </w:r>
+      <w:proofErr w:type="spellEnd"/>
+      <w:r>
+        <w:t xml:space="preserve"> van Technology, </w:t>
+      </w:r>
+      <w:proofErr w:type="spellStart"/>
+      <w:r>
+        <w:t>denk</w:t>
+      </w:r>
+      <w:proofErr w:type="spellEnd"/>
+      <w:r>
+        <w:t xml:space="preserve"> </w:t>
+      </w:r>
+      <w:proofErr w:type="spellStart"/>
+      <w:r>
+        <w:t>ik</w:t>
+      </w:r>
+      <w:proofErr w:type="spellEnd"/>
+      <w:r>
+        <w:t xml:space="preserve"> </w:t>
+      </w:r>
+      <w:proofErr w:type="spellStart"/>
+      <w:r>
+        <w:t>toch</w:t>
+      </w:r>
+      <w:proofErr w:type="spellEnd"/>
+      <w:r>
+        <w:t xml:space="preserve"> </w:t>
+      </w:r>
+      <w:proofErr w:type="spellStart"/>
+      <w:r>
+        <w:t>dat</w:t>
+      </w:r>
+      <w:proofErr w:type="spellEnd"/>
+      <w:r>
+        <w:t xml:space="preserve"> Software de </w:t>
+      </w:r>
+      <w:proofErr w:type="spellStart"/>
+      <w:r>
+        <w:t>betere</w:t>
+      </w:r>
+      <w:proofErr w:type="spellEnd"/>
+      <w:r>
+        <w:t xml:space="preserve"> </w:t>
+      </w:r>
+      <w:proofErr w:type="spellStart"/>
+      <w:r>
+        <w:t>keuze</w:t>
+      </w:r>
+      <w:proofErr w:type="spellEnd"/>
+      <w:r>
+        <w:t xml:space="preserve"> </w:t>
+      </w:r>
+      <w:proofErr w:type="spellStart"/>
+      <w:r>
+        <w:t>voor</w:t>
+      </w:r>
+      <w:proofErr w:type="spellEnd"/>
+      <w:r>
+        <w:t xml:space="preserve"> </w:t>
+      </w:r>
+      <w:proofErr w:type="spellStart"/>
+      <w:r>
+        <w:t>mij</w:t>
+      </w:r>
+      <w:proofErr w:type="spellEnd"/>
+      <w:r>
+        <w:t xml:space="preserve"> is in semester 2. Ik </w:t>
+      </w:r>
+      <w:proofErr w:type="spellStart"/>
+      <w:r>
+        <w:t>heb</w:t>
+      </w:r>
+      <w:proofErr w:type="spellEnd"/>
+      <w:r>
+        <w:t xml:space="preserve"> </w:t>
+      </w:r>
+      <w:proofErr w:type="spellStart"/>
+      <w:r>
+        <w:t>hier</w:t>
+      </w:r>
+      <w:proofErr w:type="spellEnd"/>
+      <w:r>
+        <w:t xml:space="preserve"> </w:t>
+      </w:r>
+      <w:proofErr w:type="spellStart"/>
+      <w:r>
+        <w:t>ook</w:t>
+      </w:r>
+      <w:proofErr w:type="spellEnd"/>
+      <w:r>
+        <w:t xml:space="preserve"> al </w:t>
+      </w:r>
+      <w:proofErr w:type="spellStart"/>
+      <w:r>
+        <w:t>enige</w:t>
+      </w:r>
+      <w:proofErr w:type="spellEnd"/>
+      <w:r>
+        <w:t xml:space="preserve"> </w:t>
+      </w:r>
+      <w:proofErr w:type="spellStart"/>
+      <w:r>
+        <w:t>ervaring</w:t>
+      </w:r>
+      <w:proofErr w:type="spellEnd"/>
+      <w:r>
+        <w:t xml:space="preserve"> mee </w:t>
+      </w:r>
+      <w:proofErr w:type="spellStart"/>
+      <w:r>
+        <w:t>vanuit</w:t>
+      </w:r>
+      <w:proofErr w:type="spellEnd"/>
+      <w:r>
+        <w:t xml:space="preserve"> het MBO, </w:t>
+      </w:r>
+      <w:proofErr w:type="spellStart"/>
+      <w:r>
+        <w:t>waardoor</w:t>
+      </w:r>
+      <w:proofErr w:type="spellEnd"/>
+      <w:r>
+        <w:t xml:space="preserve"> </w:t>
+      </w:r>
+      <w:proofErr w:type="spellStart"/>
+      <w:r>
+        <w:t>ik</w:t>
+      </w:r>
+      <w:proofErr w:type="spellEnd"/>
+      <w:r>
+        <w:t xml:space="preserve"> </w:t>
+      </w:r>
+      <w:proofErr w:type="spellStart"/>
+      <w:r>
+        <w:t>denk</w:t>
+      </w:r>
+      <w:proofErr w:type="spellEnd"/>
+      <w:r>
+        <w:t xml:space="preserve"> </w:t>
+      </w:r>
+      <w:proofErr w:type="spellStart"/>
+      <w:r>
+        <w:t>dat</w:t>
+      </w:r>
+      <w:proofErr w:type="spellEnd"/>
+      <w:r>
+        <w:t xml:space="preserve"> </w:t>
+      </w:r>
+      <w:proofErr w:type="spellStart"/>
+      <w:r>
+        <w:t>ik</w:t>
+      </w:r>
+      <w:proofErr w:type="spellEnd"/>
+      <w:r>
+        <w:t xml:space="preserve"> er </w:t>
+      </w:r>
+      <w:proofErr w:type="spellStart"/>
+      <w:r>
+        <w:t>gemakkelijker</w:t>
+      </w:r>
+      <w:proofErr w:type="spellEnd"/>
+      <w:r>
+        <w:t xml:space="preserve"> in </w:t>
+      </w:r>
+      <w:proofErr w:type="spellStart"/>
+      <w:r>
+        <w:t>zal</w:t>
+      </w:r>
+      <w:proofErr w:type="spellEnd"/>
+      <w:r>
+        <w:t xml:space="preserve"> </w:t>
+      </w:r>
+      <w:proofErr w:type="spellStart"/>
+      <w:r>
+        <w:t>rollen</w:t>
+      </w:r>
+      <w:proofErr w:type="spellEnd"/>
+      <w:r>
+        <w:t>.</w:t>
+      </w:r>
+    </w:p>
     <w:sectPr>
       <w:pgSz w:w="11906" w:h="16838"/>
       <w:pgMar w:top="1440" w:right="1440" w:bottom="1440" w:left="1440" w:header="708" w:footer="708" w:gutter="0"/>
